--- a/Assignment1_Task2.docx
+++ b/Assignment1_Task2.docx
@@ -1,9 +1,18 @@
 
 <file path=word/document.xml><?xml version="1.0" encoding="utf-8"?>
-<w:document xmlns:wpc="http://schemas.microsoft.com/office/word/2010/wordprocessingCanvas" xmlns:cx="http://schemas.microsoft.com/office/drawing/2014/chartex" xmlns:cx1="http://schemas.microsoft.com/office/drawing/2015/9/8/chartex" xmlns:cx2="http://schemas.microsoft.com/office/drawing/2015/10/21/chartex" xmlns:cx3="http://schemas.microsoft.com/office/drawing/2016/5/9/chartex" xmlns:cx4="http://schemas.microsoft.com/office/drawing/2016/5/10/chartex" xmlns:cx5="http://schemas.microsoft.com/office/drawing/2016/5/11/chartex" xmlns:cx6="http://schemas.microsoft.com/office/drawing/2016/5/12/chartex" xmlns:cx7="http://schemas.microsoft.com/office/drawing/2016/5/13/chartex" xmlns:cx8="http://schemas.microsoft.com/office/drawing/2016/5/14/chartex" xmlns:mc="http://schemas.openxmlformats.org/markup-compatibility/2006" xmlns:aink="http://schemas.microsoft.com/office/drawing/2016/ink" xmlns:am3d="http://schemas.microsoft.com/office/drawing/2017/model3d" xmlns:o="urn:schemas-microsoft-com:office:office" xmlns:oel="http://schemas.microsoft.com/office/2019/extlst" xmlns:r="http://schemas.openxmlformats.org/officeDocument/2006/relationships" xmlns:m="http://schemas.openxmlformats.org/officeDocument/2006/math" xmlns:v="urn:schemas-microsoft-com:vml" xmlns:wp14="http://schemas.microsoft.com/office/word/2010/wordprocessingDrawing" xmlns:wp="http://schemas.openxmlformats.org/drawingml/2006/wordprocessingDrawing" xmlns:w10="urn:schemas-microsoft-com:office:word" xmlns:w="http://schemas.openxmlformats.org/wordprocessingml/2006/main" xmlns:w14="http://schemas.microsoft.com/office/word/2010/wordml" xmlns:w15="http://schemas.microsoft.com/office/word/2012/wordml" xmlns:w16cex="http://schemas.microsoft.com/office/word/2018/wordml/cex" xmlns:w16cid="http://schemas.microsoft.com/office/word/2016/wordml/cid" xmlns:w16="http://schemas.microsoft.com/office/word/2018/wordml" xmlns:w16du="http://schemas.microsoft.com/office/word/2023/wordml/word16du" xmlns:w16sdtdh="http://schemas.microsoft.com/office/word/2020/wordml/sdtdatahash" xmlns:w16sdtfl="http://schemas.microsoft.com/office/word/2024/wordml/sdtformatlock" xmlns:w16se="http://schemas.microsoft.com/office/word/2015/wordml/symex" xmlns:wpg="http://schemas.microsoft.com/office/word/2010/wordprocessingGroup" xmlns:wpi="http://schemas.microsoft.com/office/word/2010/wordprocessingInk" xmlns:wne="http://schemas.microsoft.com/office/word/2006/wordml" xmlns:wps="http://schemas.microsoft.com/office/word/2010/wordprocessingShape" mc:Ignorable="w14 w15 w16se w16cid w16 w16cex w16sdtdh w16sdtfl w16du wp14">
+<w:document xmlns:wpc="http://schemas.microsoft.com/office/word/2010/wordprocessingCanvas" xmlns:cx="http://schemas.microsoft.com/office/drawing/2014/chartex" xmlns:cx1="http://schemas.microsoft.com/office/drawing/2015/9/8/chartex" xmlns:cx2="http://schemas.microsoft.com/office/drawing/2015/10/21/chartex" xmlns:cx3="http://schemas.microsoft.com/office/drawing/2016/5/9/chartex" xmlns:cx4="http://schemas.microsoft.com/office/drawing/2016/5/10/chartex" xmlns:cx5="http://schemas.microsoft.com/office/drawing/2016/5/11/chartex" xmlns:cx6="http://schemas.microsoft.com/office/drawing/2016/5/12/chartex" xmlns:cx7="http://schemas.microsoft.com/office/drawing/2016/5/13/chartex" xmlns:cx8="http://schemas.microsoft.com/office/drawing/2016/5/14/chartex" xmlns:mc="http://schemas.openxmlformats.org/markup-compatibility/2006" xmlns:aink="http://schemas.microsoft.com/office/drawing/2016/ink" xmlns:am3d="http://schemas.microsoft.com/office/drawing/2017/model3d" xmlns:o="urn:schemas-microsoft-com:office:office" xmlns:oel="http://schemas.microsoft.com/office/2019/extlst" xmlns:r="http://schemas.openxmlformats.org/officeDocument/2006/relationships" xmlns:m="http://schemas.openxmlformats.org/officeDocument/2006/math" xmlns:v="urn:schemas-microsoft-com:vml" xmlns:wp14="http://schemas.microsoft.com/office/word/2010/wordprocessingDrawing" xmlns:wp="http://schemas.openxmlformats.org/drawingml/2006/wordprocessingDrawing" xmlns:w10="urn:schemas-microsoft-com:office:word" xmlns:w="http://schemas.openxmlformats.org/wordprocessingml/2006/main" xmlns:w14="http://schemas.microsoft.com/office/word/2010/wordml" xmlns:w15="http://schemas.microsoft.com/office/word/2012/wordml" xmlns:w16cex="http://schemas.microsoft.com/office/word/2018/wordml/cex" xmlns:w16cid="http://schemas.microsoft.com/office/word/2016/wordml/cid" xmlns:w16="http://schemas.microsoft.com/office/word/2018/wordml" xmlns:w16du="http://schemas.microsoft.com/office/word/2023/wordml/word16du" xmlns:w16sdtdh="http://schemas.microsoft.com/office/word/2020/wordml/sdtdatahash" xmlns:w16se="http://schemas.microsoft.com/office/word/2015/wordml/symex" xmlns:wpg="http://schemas.microsoft.com/office/word/2010/wordprocessingGroup" xmlns:wpi="http://schemas.microsoft.com/office/word/2010/wordprocessingInk" xmlns:wne="http://schemas.microsoft.com/office/word/2006/wordml" xmlns:wps="http://schemas.microsoft.com/office/word/2010/wordprocessingShape" mc:Ignorable="w14 w15 w16se w16cid w16 w16cex w16sdtdh w16du wp14">
   <w:body>
     <w:sdt>
       <w:sdtPr>
+        <w:rPr>
+          <w:rFonts w:ascii="Times New Roman" w:eastAsiaTheme="minorHAnsi" w:hAnsi="Times New Roman" w:cstheme="minorBidi"/>
+          <w:color w:val="auto"/>
+          <w:kern w:val="2"/>
+          <w:sz w:val="24"/>
+          <w:szCs w:val="22"/>
+          <w:lang w:bidi="ne-NP"/>
+          <w14:ligatures w14:val="standardContextual"/>
+        </w:rPr>
         <w:id w:val="-1613583708"/>
         <w:docPartObj>
           <w:docPartGallery w:val="Table of Contents"/>
@@ -12,16 +21,9 @@
       </w:sdtPr>
       <w:sdtEndPr>
         <w:rPr>
-          <w:rFonts w:ascii="Times New Roman" w:eastAsiaTheme="minorHAnsi" w:hAnsi="Times New Roman" w:cstheme="minorBidi"/>
           <w:b/>
           <w:bCs/>
           <w:noProof/>
-          <w:color w:val="auto"/>
-          <w:kern w:val="2"/>
-          <w:sz w:val="24"/>
-          <w:szCs w:val="22"/>
-          <w:lang w:bidi="ne-NP"/>
-          <w14:ligatures w14:val="standardContextual"/>
         </w:rPr>
       </w:sdtEndPr>
       <w:sdtContent>
@@ -919,10 +921,1166 @@
         <w:t>Functional and non-functional Requirements</w:t>
       </w:r>
       <w:bookmarkEnd w:id="0"/>
+    </w:p>
+    <w:p>
+      <w:pPr>
+        <w:pStyle w:val="Heading1"/>
+      </w:pPr>
+    </w:p>
+    <w:p>
+      <w:pPr>
+        <w:pStyle w:val="ListParagraph"/>
+        <w:numPr>
+          <w:ilvl w:val="0"/>
+          <w:numId w:val="4"/>
+        </w:numPr>
+      </w:pPr>
+      <w:r>
+        <w:t>Functional Requirements</w:t>
+      </w:r>
+      <w:r>
+        <w:br/>
+        <w:t>The functional requirements outline the essential features and actions the SavePlate application needs to fulfill:</w:t>
+      </w:r>
+    </w:p>
+    <w:p>
+      <w:pPr>
+        <w:pStyle w:val="ListParagraph"/>
+      </w:pPr>
+    </w:p>
+    <w:p>
+      <w:pPr>
+        <w:pStyle w:val="ListParagraph"/>
+      </w:pPr>
+    </w:p>
+    <w:tbl>
+      <w:tblPr>
+        <w:tblStyle w:val="TableGrid"/>
+        <w:tblW w:w="0" w:type="auto"/>
+        <w:tblInd w:w="720" w:type="dxa"/>
+        <w:tblLook w:val="04A0" w:firstRow="1" w:lastRow="0" w:firstColumn="1" w:lastColumn="0" w:noHBand="0" w:noVBand="1"/>
+      </w:tblPr>
+      <w:tblGrid>
+        <w:gridCol w:w="2801"/>
+        <w:gridCol w:w="2898"/>
+        <w:gridCol w:w="2931"/>
+      </w:tblGrid>
+      <w:tr>
+        <w:tc>
+          <w:tcPr>
+            <w:tcW w:w="3116" w:type="dxa"/>
+          </w:tcPr>
+          <w:p>
+            <w:pPr>
+              <w:pStyle w:val="ListParagraph"/>
+              <w:ind w:left="0"/>
+            </w:pPr>
+            <w:r>
+              <w:t>ID</w:t>
+            </w:r>
+          </w:p>
+        </w:tc>
+        <w:tc>
+          <w:tcPr>
+            <w:tcW w:w="3117" w:type="dxa"/>
+          </w:tcPr>
+          <w:p>
+            <w:pPr>
+              <w:pStyle w:val="ListParagraph"/>
+              <w:ind w:left="0"/>
+            </w:pPr>
+            <w:r>
+              <w:t xml:space="preserve">Module </w:t>
+            </w:r>
+          </w:p>
+        </w:tc>
+        <w:tc>
+          <w:tcPr>
+            <w:tcW w:w="3117" w:type="dxa"/>
+          </w:tcPr>
+          <w:p>
+            <w:pPr>
+              <w:pStyle w:val="ListParagraph"/>
+              <w:ind w:left="0"/>
+            </w:pPr>
+            <w:r>
+              <w:t>Requirement</w:t>
+            </w:r>
+          </w:p>
+        </w:tc>
+      </w:tr>
+      <w:tr>
+        <w:tc>
+          <w:tcPr>
+            <w:tcW w:w="3116" w:type="dxa"/>
+          </w:tcPr>
+          <w:p>
+            <w:pPr>
+              <w:pStyle w:val="ListParagraph"/>
+              <w:ind w:left="0"/>
+            </w:pPr>
+            <w:r>
+              <w:t>FR01</w:t>
+            </w:r>
+          </w:p>
+        </w:tc>
+        <w:tc>
+          <w:tcPr>
+            <w:tcW w:w="3117" w:type="dxa"/>
+          </w:tcPr>
+          <w:p>
+            <w:pPr>
+              <w:pStyle w:val="ListParagraph"/>
+              <w:ind w:left="0"/>
+            </w:pPr>
+            <w:r>
+              <w:t>User Registration</w:t>
+            </w:r>
+          </w:p>
+        </w:tc>
+        <w:tc>
+          <w:tcPr>
+            <w:tcW w:w="3117" w:type="dxa"/>
+          </w:tcPr>
+          <w:p>
+            <w:pPr>
+              <w:pStyle w:val="ListParagraph"/>
+              <w:ind w:left="0"/>
+            </w:pPr>
+            <w:r>
+              <w:t>The App will enable new users to register through the Registration screen using full name, email address, password and optional household size.</w:t>
+            </w:r>
+          </w:p>
+        </w:tc>
+      </w:tr>
+      <w:tr>
+        <w:tc>
+          <w:tcPr>
+            <w:tcW w:w="3116" w:type="dxa"/>
+          </w:tcPr>
+          <w:p>
+            <w:pPr>
+              <w:pStyle w:val="ListParagraph"/>
+              <w:ind w:left="0"/>
+            </w:pPr>
+            <w:r>
+              <w:t>FR02</w:t>
+            </w:r>
+          </w:p>
+        </w:tc>
+        <w:tc>
+          <w:tcPr>
+            <w:tcW w:w="3117" w:type="dxa"/>
+          </w:tcPr>
+          <w:p>
+            <w:pPr>
+              <w:pStyle w:val="ListParagraph"/>
+              <w:ind w:left="0"/>
+            </w:pPr>
+            <w:r>
+              <w:t>User Registration</w:t>
+            </w:r>
+          </w:p>
+        </w:tc>
+        <w:tc>
+          <w:tcPr>
+            <w:tcW w:w="3117" w:type="dxa"/>
+          </w:tcPr>
+          <w:p>
+            <w:pPr>
+              <w:spacing w:after="160" w:line="259" w:lineRule="auto"/>
+            </w:pPr>
+            <w:r>
+              <w:t>App shall send a 6 digit OTP to the entered email upon (Firebase Authentication) registration of the user so that it activates the account.</w:t>
+            </w:r>
+          </w:p>
+        </w:tc>
+      </w:tr>
+      <w:tr>
+        <w:tc>
+          <w:tcPr>
+            <w:tcW w:w="3116" w:type="dxa"/>
+          </w:tcPr>
+          <w:p>
+            <w:pPr>
+              <w:pStyle w:val="ListParagraph"/>
+              <w:ind w:left="0"/>
+            </w:pPr>
+            <w:r>
+              <w:t>FR03</w:t>
+            </w:r>
+          </w:p>
+        </w:tc>
+        <w:tc>
+          <w:tcPr>
+            <w:tcW w:w="3117" w:type="dxa"/>
+          </w:tcPr>
+          <w:p>
+            <w:pPr>
+              <w:pStyle w:val="ListParagraph"/>
+              <w:ind w:left="0"/>
+            </w:pPr>
+            <w:r>
+              <w:t>Privacy Settings</w:t>
+            </w:r>
+          </w:p>
+        </w:tc>
+        <w:tc>
+          <w:tcPr>
+            <w:tcW w:w="3117" w:type="dxa"/>
+          </w:tcPr>
+          <w:p>
+            <w:pPr>
+              <w:pStyle w:val="ListParagraph"/>
+              <w:ind w:left="0"/>
+            </w:pPr>
+            <w:r>
+              <w:t>Authenticated users should be able to turn on or off two factor authentication (2FA) on their account dashboard.</w:t>
+            </w:r>
+          </w:p>
+        </w:tc>
+      </w:tr>
+      <w:tr>
+        <w:tc>
+          <w:tcPr>
+            <w:tcW w:w="3116" w:type="dxa"/>
+          </w:tcPr>
+          <w:p>
+            <w:pPr>
+              <w:pStyle w:val="ListParagraph"/>
+              <w:ind w:left="0"/>
+            </w:pPr>
+            <w:r>
+              <w:t>FR04</w:t>
+            </w:r>
+          </w:p>
+        </w:tc>
+        <w:tc>
+          <w:tcPr>
+            <w:tcW w:w="3117" w:type="dxa"/>
+          </w:tcPr>
+          <w:p>
+            <w:pPr>
+              <w:pStyle w:val="ListParagraph"/>
+              <w:ind w:left="0"/>
+            </w:pPr>
+            <w:r>
+              <w:t>Privacy Settings</w:t>
+            </w:r>
+          </w:p>
+        </w:tc>
+        <w:tc>
+          <w:tcPr>
+            <w:tcW w:w="3117" w:type="dxa"/>
+          </w:tcPr>
+          <w:p>
+            <w:pPr>
+              <w:spacing w:after="160" w:line="259" w:lineRule="auto"/>
+            </w:pPr>
+            <w:r>
+              <w:t>The system shall support a user's ability to set their food listing visibility (public/private) in their privacy settings.</w:t>
+            </w:r>
+          </w:p>
+        </w:tc>
+      </w:tr>
+      <w:tr>
+        <w:tc>
+          <w:tcPr>
+            <w:tcW w:w="3116" w:type="dxa"/>
+          </w:tcPr>
+          <w:p>
+            <w:pPr>
+              <w:pStyle w:val="ListParagraph"/>
+              <w:ind w:left="0"/>
+            </w:pPr>
+            <w:r>
+              <w:t>FR05</w:t>
+            </w:r>
+          </w:p>
+        </w:tc>
+        <w:tc>
+          <w:tcPr>
+            <w:tcW w:w="3117" w:type="dxa"/>
+          </w:tcPr>
+          <w:p>
+            <w:pPr>
+              <w:pStyle w:val="ListParagraph"/>
+              <w:ind w:left="0"/>
+            </w:pPr>
+            <w:r>
+              <w:t>Food Inventory</w:t>
+            </w:r>
+          </w:p>
+        </w:tc>
+        <w:tc>
+          <w:tcPr>
+            <w:tcW w:w="3117" w:type="dxa"/>
+          </w:tcPr>
+          <w:p>
+            <w:pPr>
+              <w:pStyle w:val="ListParagraph"/>
+              <w:ind w:left="0"/>
+            </w:pPr>
+            <w:r>
+              <w:t>The system shall enable the user to enter food items such as food name, quantity, expiry date, food category, and storage place.</w:t>
+            </w:r>
+          </w:p>
+        </w:tc>
+      </w:tr>
+      <w:tr>
+        <w:tc>
+          <w:tcPr>
+            <w:tcW w:w="3116" w:type="dxa"/>
+          </w:tcPr>
+          <w:p>
+            <w:pPr>
+              <w:pStyle w:val="ListParagraph"/>
+              <w:ind w:left="0"/>
+            </w:pPr>
+            <w:r>
+              <w:t>FR06</w:t>
+            </w:r>
+          </w:p>
+        </w:tc>
+        <w:tc>
+          <w:tcPr>
+            <w:tcW w:w="3117" w:type="dxa"/>
+          </w:tcPr>
+          <w:p>
+            <w:pPr>
+              <w:pStyle w:val="ListParagraph"/>
+              <w:ind w:left="0"/>
+            </w:pPr>
+            <w:r>
+              <w:t>Food Inventory</w:t>
+            </w:r>
+          </w:p>
+        </w:tc>
+        <w:tc>
+          <w:tcPr>
+            <w:tcW w:w="3117" w:type="dxa"/>
+          </w:tcPr>
+          <w:p>
+            <w:pPr>
+              <w:spacing w:after="160" w:line="259" w:lineRule="auto"/>
+            </w:pPr>
+            <w:r>
+              <w:t>The User shall be able to edit, delete and mark food items as used in the inventory system.</w:t>
+            </w:r>
+          </w:p>
+        </w:tc>
+      </w:tr>
+      <w:tr>
+        <w:tc>
+          <w:tcPr>
+            <w:tcW w:w="3116" w:type="dxa"/>
+          </w:tcPr>
+          <w:p>
+            <w:pPr>
+              <w:pStyle w:val="ListParagraph"/>
+              <w:ind w:left="0"/>
+            </w:pPr>
+            <w:r>
+              <w:t>FR07</w:t>
+            </w:r>
+          </w:p>
+        </w:tc>
+        <w:tc>
+          <w:tcPr>
+            <w:tcW w:w="3117" w:type="dxa"/>
+          </w:tcPr>
+          <w:p>
+            <w:pPr>
+              <w:pStyle w:val="ListParagraph"/>
+              <w:ind w:left="0"/>
+            </w:pPr>
+            <w:r>
+              <w:t>Food Inventory</w:t>
+            </w:r>
+          </w:p>
+        </w:tc>
+        <w:tc>
+          <w:tcPr>
+            <w:tcW w:w="3117" w:type="dxa"/>
+          </w:tcPr>
+          <w:p>
+            <w:pPr>
+              <w:pStyle w:val="ListParagraph"/>
+              <w:ind w:left="0"/>
+            </w:pPr>
+            <w:r>
+              <w:t xml:space="preserve">The system shall enable users to convert inventory items to donation listings </w:t>
+            </w:r>
+            <w:r>
+              <w:lastRenderedPageBreak/>
+              <w:t>and record location and availability information about the pick up.</w:t>
+            </w:r>
+          </w:p>
+        </w:tc>
+      </w:tr>
+      <w:tr>
+        <w:tc>
+          <w:tcPr>
+            <w:tcW w:w="3116" w:type="dxa"/>
+          </w:tcPr>
+          <w:p>
+            <w:pPr>
+              <w:pStyle w:val="ListParagraph"/>
+              <w:ind w:left="0"/>
+            </w:pPr>
+            <w:r>
+              <w:lastRenderedPageBreak/>
+              <w:t>FR08</w:t>
+            </w:r>
+          </w:p>
+        </w:tc>
+        <w:tc>
+          <w:tcPr>
+            <w:tcW w:w="3117" w:type="dxa"/>
+          </w:tcPr>
+          <w:p>
+            <w:pPr>
+              <w:pStyle w:val="ListParagraph"/>
+              <w:ind w:left="0"/>
+            </w:pPr>
+            <w:r>
+              <w:t>Browse Food Items</w:t>
+            </w:r>
+          </w:p>
+        </w:tc>
+        <w:tc>
+          <w:tcPr>
+            <w:tcW w:w="3117" w:type="dxa"/>
+          </w:tcPr>
+          <w:p>
+            <w:pPr>
+              <w:pStyle w:val="ListParagraph"/>
+              <w:ind w:left="0"/>
+            </w:pPr>
+            <w:r>
+              <w:t>The system shall enable users to view the food donation items available for them to donate based on their location, category, expiry date, and storage type.</w:t>
+            </w:r>
+          </w:p>
+        </w:tc>
+      </w:tr>
+      <w:tr>
+        <w:tc>
+          <w:tcPr>
+            <w:tcW w:w="3116" w:type="dxa"/>
+          </w:tcPr>
+          <w:p>
+            <w:pPr>
+              <w:pStyle w:val="ListParagraph"/>
+              <w:ind w:left="0"/>
+            </w:pPr>
+            <w:r>
+              <w:t>FR09</w:t>
+            </w:r>
+          </w:p>
+        </w:tc>
+        <w:tc>
+          <w:tcPr>
+            <w:tcW w:w="3117" w:type="dxa"/>
+          </w:tcPr>
+          <w:p>
+            <w:pPr>
+              <w:pStyle w:val="ListParagraph"/>
+              <w:ind w:left="0"/>
+            </w:pPr>
+            <w:r>
+              <w:t>Browse Food Items</w:t>
+            </w:r>
+          </w:p>
+        </w:tc>
+        <w:tc>
+          <w:tcPr>
+            <w:tcW w:w="3117" w:type="dxa"/>
+          </w:tcPr>
+          <w:p>
+            <w:pPr>
+              <w:spacing w:after="160" w:line="259" w:lineRule="auto"/>
+            </w:pPr>
+            <w:r>
+              <w:t>The system shall enable the user to browse the available food donation items and request or claim them.</w:t>
+            </w:r>
+          </w:p>
+        </w:tc>
+      </w:tr>
+      <w:tr>
+        <w:tc>
+          <w:tcPr>
+            <w:tcW w:w="3116" w:type="dxa"/>
+          </w:tcPr>
+          <w:p>
+            <w:pPr>
+              <w:pStyle w:val="ListParagraph"/>
+              <w:ind w:left="0"/>
+            </w:pPr>
+            <w:r>
+              <w:t>FR10</w:t>
+            </w:r>
+          </w:p>
+        </w:tc>
+        <w:tc>
+          <w:tcPr>
+            <w:tcW w:w="3117" w:type="dxa"/>
+          </w:tcPr>
+          <w:p>
+            <w:pPr>
+              <w:pStyle w:val="ListParagraph"/>
+              <w:ind w:left="0"/>
+            </w:pPr>
+            <w:r>
+              <w:t>Food Analytics</w:t>
+            </w:r>
+            <w:r>
+              <w:tab/>
+            </w:r>
+          </w:p>
+        </w:tc>
+        <w:tc>
+          <w:tcPr>
+            <w:tcW w:w="3117" w:type="dxa"/>
+          </w:tcPr>
+          <w:p>
+            <w:pPr>
+              <w:pStyle w:val="ListParagraph"/>
+              <w:ind w:left="0"/>
+            </w:pPr>
+            <w:r>
+              <w:t>The system shall provide visual dashboards displaying total amount of food saved, number of donations made, food saved by date range filtered.</w:t>
+            </w:r>
+          </w:p>
+        </w:tc>
+      </w:tr>
+      <w:tr>
+        <w:tc>
+          <w:tcPr>
+            <w:tcW w:w="3116" w:type="dxa"/>
+          </w:tcPr>
+          <w:p>
+            <w:pPr>
+              <w:pStyle w:val="ListParagraph"/>
+              <w:ind w:left="0"/>
+            </w:pPr>
+            <w:r>
+              <w:t>FR11</w:t>
+            </w:r>
+          </w:p>
+        </w:tc>
+        <w:tc>
+          <w:tcPr>
+            <w:tcW w:w="3117" w:type="dxa"/>
+          </w:tcPr>
+          <w:p>
+            <w:pPr>
+              <w:pStyle w:val="ListParagraph"/>
+              <w:ind w:left="0"/>
+            </w:pPr>
+            <w:r>
+              <w:t>Notifications</w:t>
+            </w:r>
+          </w:p>
+        </w:tc>
+        <w:tc>
+          <w:tcPr>
+            <w:tcW w:w="3117" w:type="dxa"/>
+          </w:tcPr>
+          <w:p>
+            <w:pPr>
+              <w:spacing w:after="160" w:line="259" w:lineRule="auto"/>
+            </w:pPr>
+            <w:r>
+              <w:t>The system will automatically notify inventory items that are near expiry date.</w:t>
+            </w:r>
+          </w:p>
+        </w:tc>
+      </w:tr>
+      <w:tr>
+        <w:tc>
+          <w:tcPr>
+            <w:tcW w:w="3116" w:type="dxa"/>
+          </w:tcPr>
+          <w:p>
+            <w:pPr>
+              <w:pStyle w:val="ListParagraph"/>
+              <w:ind w:left="0"/>
+            </w:pPr>
+            <w:r>
+              <w:t>FR12</w:t>
+            </w:r>
+          </w:p>
+        </w:tc>
+        <w:tc>
+          <w:tcPr>
+            <w:tcW w:w="3117" w:type="dxa"/>
+          </w:tcPr>
+          <w:p>
+            <w:pPr>
+              <w:pStyle w:val="ListParagraph"/>
+              <w:ind w:left="0"/>
+            </w:pPr>
+            <w:r>
+              <w:t>Notifications</w:t>
+            </w:r>
+          </w:p>
+        </w:tc>
+        <w:tc>
+          <w:tcPr>
+            <w:tcW w:w="3117" w:type="dxa"/>
+          </w:tcPr>
+          <w:p>
+            <w:pPr>
+              <w:spacing w:after="160" w:line="259" w:lineRule="auto"/>
+            </w:pPr>
+            <w:r>
+              <w:t xml:space="preserve">        The system shall be configured so that the users are notified when the donation listing is claimed or the donation is confirmed.</w:t>
+            </w:r>
+          </w:p>
+        </w:tc>
+      </w:tr>
+      <w:tr>
+        <w:tc>
+          <w:tcPr>
+            <w:tcW w:w="3116" w:type="dxa"/>
+          </w:tcPr>
+          <w:p>
+            <w:pPr>
+              <w:pStyle w:val="ListParagraph"/>
+              <w:ind w:left="0"/>
+            </w:pPr>
+            <w:r>
+              <w:t>FR13</w:t>
+            </w:r>
+          </w:p>
+        </w:tc>
+        <w:tc>
+          <w:tcPr>
+            <w:tcW w:w="3117" w:type="dxa"/>
+          </w:tcPr>
+          <w:p>
+            <w:pPr>
+              <w:pStyle w:val="ListParagraph"/>
+              <w:ind w:left="0"/>
+            </w:pPr>
+            <w:r>
+              <w:t>Meal Planning</w:t>
+            </w:r>
+          </w:p>
+        </w:tc>
+        <w:tc>
+          <w:tcPr>
+            <w:tcW w:w="3117" w:type="dxa"/>
+          </w:tcPr>
+          <w:p>
+            <w:pPr>
+              <w:pStyle w:val="ListParagraph"/>
+              <w:ind w:left="0"/>
+            </w:pPr>
+            <w:r>
+              <w:t>The app should incorporate a calendar based weekly meal planner screen that is connected to the user's Room database inventory.</w:t>
+            </w:r>
+          </w:p>
+        </w:tc>
+      </w:tr>
+      <w:tr>
+        <w:tc>
+          <w:tcPr>
+            <w:tcW w:w="3116" w:type="dxa"/>
+          </w:tcPr>
+          <w:p>
+            <w:pPr>
+              <w:pStyle w:val="ListParagraph"/>
+              <w:ind w:left="0"/>
+            </w:pPr>
+            <w:r>
+              <w:t>FR14</w:t>
+            </w:r>
+          </w:p>
+        </w:tc>
+        <w:tc>
+          <w:tcPr>
+            <w:tcW w:w="3117" w:type="dxa"/>
+          </w:tcPr>
+          <w:p>
+            <w:pPr>
+              <w:pStyle w:val="ListParagraph"/>
+              <w:ind w:left="0"/>
+            </w:pPr>
+            <w:r>
+              <w:t>Meal Planning</w:t>
+            </w:r>
+          </w:p>
+        </w:tc>
+        <w:tc>
+          <w:tcPr>
+            <w:tcW w:w="3117" w:type="dxa"/>
+          </w:tcPr>
+          <w:p>
+            <w:pPr>
+              <w:spacing w:after="160" w:line="259" w:lineRule="auto"/>
+            </w:pPr>
+            <w:r>
+              <w:t>The system will provide a suggestion of recipes from the Inventory Items available, with highest priority given to the ones that are closest to expiration.</w:t>
+            </w:r>
+          </w:p>
+        </w:tc>
+      </w:tr>
+    </w:tbl>
+    <w:p>
+      <w:pPr>
+        <w:pStyle w:val="ListParagraph"/>
+      </w:pPr>
+    </w:p>
+    <w:p>
+      <w:pPr>
+        <w:pStyle w:val="ListParagraph"/>
+      </w:pPr>
+    </w:p>
+    <w:p>
+      <w:pPr>
+        <w:pStyle w:val="ListParagraph"/>
+      </w:pPr>
+    </w:p>
+    <w:p/>
+    <w:p>
+      <w:pPr>
+        <w:pStyle w:val="ListParagraph"/>
+        <w:numPr>
+          <w:ilvl w:val="0"/>
+          <w:numId w:val="4"/>
+        </w:numPr>
+      </w:pPr>
+      <w:r>
+        <w:t xml:space="preserve"> Non-Functional Requirements</w:t>
+      </w:r>
+    </w:p>
+    <w:tbl>
+      <w:tblPr>
+        <w:tblStyle w:val="TableGrid"/>
+        <w:tblW w:w="0" w:type="auto"/>
+        <w:tblInd w:w="720" w:type="dxa"/>
+        <w:tblLook w:val="04A0" w:firstRow="1" w:lastRow="0" w:firstColumn="1" w:lastColumn="0" w:noHBand="0" w:noVBand="1"/>
+      </w:tblPr>
+      <w:tblGrid>
+        <w:gridCol w:w="2805"/>
+        <w:gridCol w:w="2916"/>
+        <w:gridCol w:w="2909"/>
+      </w:tblGrid>
+      <w:tr>
+        <w:tc>
+          <w:tcPr>
+            <w:tcW w:w="3116" w:type="dxa"/>
+          </w:tcPr>
+          <w:p>
+            <w:pPr>
+              <w:pStyle w:val="ListParagraph"/>
+              <w:ind w:left="0"/>
+            </w:pPr>
+            <w:r>
+              <w:t>ID</w:t>
+            </w:r>
+          </w:p>
+        </w:tc>
+        <w:tc>
+          <w:tcPr>
+            <w:tcW w:w="3117" w:type="dxa"/>
+          </w:tcPr>
+          <w:p>
+            <w:pPr>
+              <w:pStyle w:val="ListParagraph"/>
+              <w:ind w:left="0"/>
+            </w:pPr>
+            <w:r>
+              <w:t>Category</w:t>
+            </w:r>
+          </w:p>
+        </w:tc>
+        <w:tc>
+          <w:tcPr>
+            <w:tcW w:w="3117" w:type="dxa"/>
+          </w:tcPr>
+          <w:p>
+            <w:pPr>
+              <w:pStyle w:val="ListParagraph"/>
+              <w:ind w:left="0"/>
+            </w:pPr>
+            <w:r>
+              <w:t>Requirement</w:t>
+            </w:r>
+          </w:p>
+        </w:tc>
+      </w:tr>
+      <w:tr>
+        <w:tc>
+          <w:tcPr>
+            <w:tcW w:w="3116" w:type="dxa"/>
+          </w:tcPr>
+          <w:p>
+            <w:pPr>
+              <w:pStyle w:val="ListParagraph"/>
+              <w:ind w:left="0"/>
+            </w:pPr>
+            <w:r>
+              <w:t>NFR01</w:t>
+            </w:r>
+          </w:p>
+        </w:tc>
+        <w:tc>
+          <w:tcPr>
+            <w:tcW w:w="3117" w:type="dxa"/>
+          </w:tcPr>
+          <w:p>
+            <w:pPr>
+              <w:pStyle w:val="ListParagraph"/>
+              <w:ind w:left="0"/>
+            </w:pPr>
+            <w:r>
+              <w:t xml:space="preserve">Security      </w:t>
+            </w:r>
+          </w:p>
+        </w:tc>
+        <w:tc>
+          <w:tcPr>
+            <w:tcW w:w="3117" w:type="dxa"/>
+          </w:tcPr>
+          <w:p>
+            <w:pPr>
+              <w:pStyle w:val="ListParagraph"/>
+              <w:ind w:left="0"/>
+            </w:pPr>
+            <w:r>
+              <w:t>All passwords should be bcrypt hashed prior to storage. JWT session tokens are to be used for session management and expire at most of 24 hours.</w:t>
+            </w:r>
+          </w:p>
+        </w:tc>
+      </w:tr>
+      <w:tr>
+        <w:tc>
+          <w:tcPr>
+            <w:tcW w:w="3116" w:type="dxa"/>
+          </w:tcPr>
+          <w:p>
+            <w:pPr>
+              <w:pStyle w:val="ListParagraph"/>
+              <w:ind w:left="0"/>
+            </w:pPr>
+            <w:r>
+              <w:t>NFR02</w:t>
+            </w:r>
+          </w:p>
+        </w:tc>
+        <w:tc>
+          <w:tcPr>
+            <w:tcW w:w="3117" w:type="dxa"/>
+          </w:tcPr>
+          <w:p>
+            <w:pPr>
+              <w:pStyle w:val="ListParagraph"/>
+              <w:ind w:left="0"/>
+            </w:pPr>
+            <w:r>
+              <w:t xml:space="preserve">Security      </w:t>
+            </w:r>
+          </w:p>
+        </w:tc>
+        <w:tc>
+          <w:tcPr>
+            <w:tcW w:w="3117" w:type="dxa"/>
+          </w:tcPr>
+          <w:p>
+            <w:pPr>
+              <w:pStyle w:val="ListParagraph"/>
+              <w:ind w:left="0"/>
+            </w:pPr>
+            <w:r>
+              <w:t>The system should be able to use two-factor authentication (2FA) with email for extra security when accounts are accessed.</w:t>
+            </w:r>
+          </w:p>
+        </w:tc>
+      </w:tr>
+      <w:tr>
+        <w:tc>
+          <w:tcPr>
+            <w:tcW w:w="3116" w:type="dxa"/>
+          </w:tcPr>
+          <w:p>
+            <w:pPr>
+              <w:pStyle w:val="ListParagraph"/>
+              <w:ind w:left="0"/>
+            </w:pPr>
+            <w:r>
+              <w:t>NFR03</w:t>
+            </w:r>
+          </w:p>
+        </w:tc>
+        <w:tc>
+          <w:tcPr>
+            <w:tcW w:w="3117" w:type="dxa"/>
+          </w:tcPr>
+          <w:p>
+            <w:pPr>
+              <w:pStyle w:val="ListParagraph"/>
+              <w:ind w:left="0"/>
+            </w:pPr>
+            <w:r>
+              <w:t>Performance</w:t>
+            </w:r>
+          </w:p>
+        </w:tc>
+        <w:tc>
+          <w:tcPr>
+            <w:tcW w:w="3117" w:type="dxa"/>
+          </w:tcPr>
+          <w:p>
+            <w:pPr>
+              <w:spacing w:after="160" w:line="259" w:lineRule="auto"/>
+            </w:pPr>
+            <w:r>
+              <w:t>The application must be able to load any screen within 2 seconds for a mid-range Android device (typically 3GB of RAM, Android 10+). Background sync with Firebase should be performed without blocking UI thread.</w:t>
+            </w:r>
+          </w:p>
+        </w:tc>
+      </w:tr>
+      <w:tr>
+        <w:tc>
+          <w:tcPr>
+            <w:tcW w:w="3116" w:type="dxa"/>
+          </w:tcPr>
+          <w:p>
+            <w:pPr>
+              <w:pStyle w:val="ListParagraph"/>
+              <w:ind w:left="0"/>
+            </w:pPr>
+            <w:r>
+              <w:t>NFR04</w:t>
+            </w:r>
+          </w:p>
+        </w:tc>
+        <w:tc>
+          <w:tcPr>
+            <w:tcW w:w="3117" w:type="dxa"/>
+          </w:tcPr>
+          <w:p>
+            <w:pPr>
+              <w:pStyle w:val="ListParagraph"/>
+              <w:ind w:left="0"/>
+            </w:pPr>
+            <w:r>
+              <w:t>Usability</w:t>
+            </w:r>
+          </w:p>
+        </w:tc>
+        <w:tc>
+          <w:tcPr>
+            <w:tcW w:w="3117" w:type="dxa"/>
+          </w:tcPr>
+          <w:p>
+            <w:r>
+              <w:t xml:space="preserve">        The interface should be designed according to Material Design 3 principles. The layouts should be properly displayed on the Android screen sizes of 5-7 inches (standard phone form factor).</w:t>
+            </w:r>
+          </w:p>
+          <w:p>
+            <w:pPr>
+              <w:pStyle w:val="ListParagraph"/>
+              <w:ind w:left="0"/>
+            </w:pPr>
+          </w:p>
+        </w:tc>
+      </w:tr>
+      <w:tr>
+        <w:tc>
+          <w:tcPr>
+            <w:tcW w:w="3116" w:type="dxa"/>
+          </w:tcPr>
+          <w:p>
+            <w:pPr>
+              <w:pStyle w:val="ListParagraph"/>
+              <w:ind w:left="0"/>
+            </w:pPr>
+            <w:r>
+              <w:t>NFR05</w:t>
+            </w:r>
+          </w:p>
+        </w:tc>
+        <w:tc>
+          <w:tcPr>
+            <w:tcW w:w="3117" w:type="dxa"/>
+          </w:tcPr>
+          <w:p>
+            <w:pPr>
+              <w:pStyle w:val="ListParagraph"/>
+              <w:ind w:left="0"/>
+            </w:pPr>
+            <w:r>
+              <w:t>Reliability</w:t>
+            </w:r>
+          </w:p>
+        </w:tc>
+        <w:tc>
+          <w:tcPr>
+            <w:tcW w:w="3117" w:type="dxa"/>
+          </w:tcPr>
+          <w:p>
+            <w:pPr>
+              <w:spacing w:after="160" w:line="259" w:lineRule="auto"/>
+            </w:pPr>
+            <w:r>
+              <w:t>During demonstration the system shall be available 99% of the time. Error messages should be simple and easy to understand.</w:t>
+            </w:r>
+          </w:p>
+        </w:tc>
+      </w:tr>
+      <w:tr>
+        <w:tc>
+          <w:tcPr>
+            <w:tcW w:w="3116" w:type="dxa"/>
+          </w:tcPr>
+          <w:p>
+            <w:pPr>
+              <w:pStyle w:val="ListParagraph"/>
+              <w:ind w:left="0"/>
+            </w:pPr>
+            <w:r>
+              <w:lastRenderedPageBreak/>
+              <w:t>NFR06</w:t>
+            </w:r>
+          </w:p>
+        </w:tc>
+        <w:tc>
+          <w:tcPr>
+            <w:tcW w:w="3117" w:type="dxa"/>
+          </w:tcPr>
+          <w:p>
+            <w:pPr>
+              <w:pStyle w:val="ListParagraph"/>
+              <w:ind w:left="0"/>
+            </w:pPr>
+            <w:r>
+              <w:t>Maintainability</w:t>
+            </w:r>
+          </w:p>
+        </w:tc>
+        <w:tc>
+          <w:tcPr>
+            <w:tcW w:w="3117" w:type="dxa"/>
+          </w:tcPr>
+          <w:p>
+            <w:pPr>
+              <w:pStyle w:val="ListParagraph"/>
+              <w:ind w:left="0"/>
+            </w:pPr>
+            <w:r>
+              <w:t>The naming conventions for functions and classes shall be consistent within the codebase (camelCase for functions, PascalCase for classes) and there shall be KDoc comments for all public functions. The README should be kept up to date on the github.</w:t>
+            </w:r>
+          </w:p>
+        </w:tc>
+      </w:tr>
+      <w:tr>
+        <w:tc>
+          <w:tcPr>
+            <w:tcW w:w="3116" w:type="dxa"/>
+          </w:tcPr>
+          <w:p>
+            <w:pPr>
+              <w:pStyle w:val="ListParagraph"/>
+              <w:ind w:left="0"/>
+            </w:pPr>
+            <w:r>
+              <w:t>NFR07</w:t>
+            </w:r>
+          </w:p>
+        </w:tc>
+        <w:tc>
+          <w:tcPr>
+            <w:tcW w:w="3117" w:type="dxa"/>
+          </w:tcPr>
+          <w:p>
+            <w:pPr>
+              <w:pStyle w:val="ListParagraph"/>
+              <w:ind w:left="0"/>
+            </w:pPr>
+            <w:r>
+              <w:t>Privacy</w:t>
+            </w:r>
+          </w:p>
+        </w:tc>
+        <w:tc>
+          <w:tcPr>
+            <w:tcW w:w="3117" w:type="dxa"/>
+          </w:tcPr>
+          <w:p>
+            <w:r>
+              <w:t>Personal user data shall not be shared with third parties. Food entries that are indicated as private will only be available to the owner of the entry.</w:t>
+            </w:r>
+          </w:p>
+          <w:p>
+            <w:pPr>
+              <w:pStyle w:val="ListParagraph"/>
+              <w:ind w:left="0"/>
+            </w:pPr>
+          </w:p>
+        </w:tc>
+      </w:tr>
+      <w:tr>
+        <w:tc>
+          <w:tcPr>
+            <w:tcW w:w="3116" w:type="dxa"/>
+          </w:tcPr>
+          <w:p>
+            <w:pPr>
+              <w:pStyle w:val="ListParagraph"/>
+              <w:ind w:left="0"/>
+            </w:pPr>
+            <w:r>
+              <w:t>NFR08</w:t>
+            </w:r>
+          </w:p>
+        </w:tc>
+        <w:tc>
+          <w:tcPr>
+            <w:tcW w:w="3117" w:type="dxa"/>
+          </w:tcPr>
+          <w:p>
+            <w:pPr>
+              <w:pStyle w:val="ListParagraph"/>
+              <w:ind w:left="0"/>
+            </w:pPr>
+            <w:r>
+              <w:t>Scalability</w:t>
+            </w:r>
+          </w:p>
+        </w:tc>
+        <w:tc>
+          <w:tcPr>
+            <w:tcW w:w="3117" w:type="dxa"/>
+          </w:tcPr>
+          <w:p>
+            <w:pPr>
+              <w:spacing w:after="160" w:line="259" w:lineRule="auto"/>
+            </w:pPr>
+            <w:r>
+              <w:t>The database schema should be designed to accommodate up to 1,000 food items and 500 users without negatively affecting the performance for this demonstration.</w:t>
+            </w:r>
+          </w:p>
+        </w:tc>
+      </w:tr>
+    </w:tbl>
+    <w:p>
+      <w:pPr>
+        <w:pStyle w:val="ListParagraph"/>
+      </w:pPr>
+    </w:p>
+    <w:p>
+      <w:pPr>
+        <w:pStyle w:val="Heading1"/>
+      </w:pPr>
       <w:r>
         <w:br w:type="page"/>
       </w:r>
     </w:p>
+    <w:p/>
+    <w:p/>
     <w:p>
       <w:pPr>
         <w:pStyle w:val="Heading1"/>
@@ -933,11 +2091,1034 @@
       </w:pPr>
       <w:bookmarkStart w:id="1" w:name="_Toc233327945"/>
       <w:r>
-        <w:lastRenderedPageBreak/>
         <w:t>Modeling the Requirements</w:t>
       </w:r>
       <w:bookmarkEnd w:id="1"/>
     </w:p>
+    <w:p/>
+    <w:p>
+      <w:r>
+        <w:t xml:space="preserve">Student ID: </w:t>
+      </w:r>
+      <w:r>
+        <w:t>Anjana Thapa (E2300554)</w:t>
+      </w:r>
+    </w:p>
+    <w:p>
+      <w:pPr>
+        <w:rPr>
+          <w:sz w:val="28"/>
+          <w:szCs w:val="28"/>
+        </w:rPr>
+      </w:pPr>
+      <w:r>
+        <w:rPr>
+          <w:sz w:val="28"/>
+          <w:szCs w:val="28"/>
+        </w:rPr>
+        <w:t>Epic 1: User Registration and Account Security</w:t>
+      </w:r>
+    </w:p>
+    <w:p>
+      <w:r>
+        <w:t xml:space="preserve">The </w:t>
+      </w:r>
+      <w:r>
+        <w:t>EcoPantry</w:t>
+      </w:r>
+      <w:r>
+        <w:t xml:space="preserve"> platform should offer a safe and supervised registration procedure. Users should be able to register, confirm their email, and set their privacy settings, such as two-factor authentication, and the personal information and food listings should be safeguarded.</w:t>
+      </w:r>
+    </w:p>
+    <w:p>
+      <w:pPr>
+        <w:rPr>
+          <w:b/>
+          <w:bCs/>
+        </w:rPr>
+      </w:pPr>
+    </w:p>
+    <w:tbl>
+      <w:tblPr>
+        <w:tblStyle w:val="TableGrid"/>
+        <w:tblW w:w="0" w:type="auto"/>
+        <w:tblLook w:val="04A0" w:firstRow="1" w:lastRow="0" w:firstColumn="1" w:lastColumn="0" w:noHBand="0" w:noVBand="1"/>
+      </w:tblPr>
+      <w:tblGrid>
+        <w:gridCol w:w="4675"/>
+        <w:gridCol w:w="4675"/>
+      </w:tblGrid>
+      <w:tr>
+        <w:tc>
+          <w:tcPr>
+            <w:tcW w:w="4675" w:type="dxa"/>
+          </w:tcPr>
+          <w:p>
+            <w:r>
+              <w:rPr>
+                <w:b/>
+                <w:bCs/>
+              </w:rPr>
+              <w:t xml:space="preserve">User Story </w:t>
+            </w:r>
+            <w:r>
+              <w:rPr>
+                <w:b/>
+                <w:bCs/>
+              </w:rPr>
+              <w:t>1.1</w:t>
+            </w:r>
+          </w:p>
+        </w:tc>
+        <w:tc>
+          <w:tcPr>
+            <w:tcW w:w="4675" w:type="dxa"/>
+          </w:tcPr>
+          <w:p>
+            <w:r>
+              <w:t xml:space="preserve">As a new household user, I want to register for a </w:t>
+            </w:r>
+            <w:r>
+              <w:t>EcoPantry</w:t>
+            </w:r>
+            <w:r>
+              <w:t xml:space="preserve"> account using my email and password so that I can use the platform and start to manage my food inventory.</w:t>
+            </w:r>
+          </w:p>
+          <w:p/>
+        </w:tc>
+      </w:tr>
+      <w:tr>
+        <w:tc>
+          <w:tcPr>
+            <w:tcW w:w="4675" w:type="dxa"/>
+          </w:tcPr>
+          <w:p>
+            <w:r>
+              <w:t>Acceptance Criteria</w:t>
+            </w:r>
+          </w:p>
+        </w:tc>
+        <w:tc>
+          <w:tcPr>
+            <w:tcW w:w="4675" w:type="dxa"/>
+          </w:tcPr>
+          <w:p>
+            <w:r>
+              <w:t>When a user enters all data on the Registration page (full name, email address, and password), and clicks the Register button, the system validates all data entered and registers the user in the System, then sends a 6-digit verification code to the user's email address.</w:t>
+            </w:r>
+          </w:p>
+        </w:tc>
+      </w:tr>
+      <w:tr>
+        <w:tc>
+          <w:tcPr>
+            <w:tcW w:w="4675" w:type="dxa"/>
+          </w:tcPr>
+          <w:p>
+            <w:r>
+              <w:t>MoSCoW</w:t>
+            </w:r>
+          </w:p>
+        </w:tc>
+        <w:tc>
+          <w:tcPr>
+            <w:tcW w:w="4675" w:type="dxa"/>
+          </w:tcPr>
+          <w:p>
+            <w:r>
+              <w:t>Must Have (M)</w:t>
+            </w:r>
+          </w:p>
+          <w:p/>
+        </w:tc>
+      </w:tr>
+      <w:tr>
+        <w:tc>
+          <w:tcPr>
+            <w:tcW w:w="4675" w:type="dxa"/>
+          </w:tcPr>
+          <w:p>
+            <w:r>
+              <w:t>Tasks</w:t>
+            </w:r>
+          </w:p>
+        </w:tc>
+        <w:tc>
+          <w:tcPr>
+            <w:tcW w:w="4675" w:type="dxa"/>
+          </w:tcPr>
+          <w:p>
+            <w:pPr>
+              <w:ind w:left="720" w:hanging="720"/>
+            </w:pPr>
+            <w:r>
+              <w:t>1. Create and create the registration form user interface (UI) (name, email,      password, house size).</w:t>
+            </w:r>
+          </w:p>
+          <w:p>
+            <w:r>
+              <w:t xml:space="preserve"> 2. Use server side input validation (email format, password strength).</w:t>
+            </w:r>
+          </w:p>
+          <w:p>
+            <w:r>
+              <w:t xml:space="preserve"> 3. Set up an Email service with Nodemailer that sends an OTP verification code.</w:t>
+            </w:r>
+          </w:p>
+          <w:p>
+            <w:r>
+              <w:t xml:space="preserve"> 4. Store hashed password in the database using bcrypt.</w:t>
+            </w:r>
+          </w:p>
+          <w:p/>
+        </w:tc>
+      </w:tr>
+      <w:tr>
+        <w:tc>
+          <w:tcPr>
+            <w:tcW w:w="4675" w:type="dxa"/>
+          </w:tcPr>
+          <w:p>
+            <w:r>
+              <w:t>Test Cases</w:t>
+            </w:r>
+          </w:p>
+        </w:tc>
+        <w:tc>
+          <w:tcPr>
+            <w:tcW w:w="4675" w:type="dxa"/>
+          </w:tcPr>
+          <w:p/>
+        </w:tc>
+      </w:tr>
+    </w:tbl>
+    <w:p/>
+    <w:p/>
+    <w:p/>
+    <w:p/>
+    <w:p/>
+    <w:p/>
+    <w:p/>
+    <w:tbl>
+      <w:tblPr>
+        <w:tblStyle w:val="TableGrid"/>
+        <w:tblW w:w="0" w:type="auto"/>
+        <w:tblLook w:val="04A0" w:firstRow="1" w:lastRow="0" w:firstColumn="1" w:lastColumn="0" w:noHBand="0" w:noVBand="1"/>
+      </w:tblPr>
+      <w:tblGrid>
+        <w:gridCol w:w="4675"/>
+        <w:gridCol w:w="4675"/>
+      </w:tblGrid>
+      <w:tr>
+        <w:tc>
+          <w:tcPr>
+            <w:tcW w:w="4675" w:type="dxa"/>
+          </w:tcPr>
+          <w:p>
+            <w:r>
+              <w:rPr>
+                <w:b/>
+                <w:bCs/>
+              </w:rPr>
+              <w:t xml:space="preserve">User Story </w:t>
+            </w:r>
+            <w:r>
+              <w:rPr>
+                <w:b/>
+                <w:bCs/>
+              </w:rPr>
+              <w:t>1.2</w:t>
+            </w:r>
+          </w:p>
+        </w:tc>
+        <w:tc>
+          <w:tcPr>
+            <w:tcW w:w="4675" w:type="dxa"/>
+          </w:tcPr>
+          <w:p>
+            <w:r>
+              <w:t xml:space="preserve">As a new user, I should receive a 6 digit verification code by email to confirm my registration, which will enable me to log in to </w:t>
+            </w:r>
+            <w:r>
+              <w:t>EcoPantry</w:t>
+            </w:r>
+            <w:r>
+              <w:t>.</w:t>
+            </w:r>
+          </w:p>
+          <w:p/>
+        </w:tc>
+      </w:tr>
+      <w:tr>
+        <w:tc>
+          <w:tcPr>
+            <w:tcW w:w="4675" w:type="dxa"/>
+          </w:tcPr>
+          <w:p>
+            <w:r>
+              <w:t>Acceptance Criteria</w:t>
+            </w:r>
+          </w:p>
+        </w:tc>
+        <w:tc>
+          <w:tcPr>
+            <w:tcW w:w="4675" w:type="dxa"/>
+          </w:tcPr>
+          <w:p>
+            <w:r>
+              <w:t>If a user fills out the registration form and receives an email verifying his registration, and he inputs the 6-digit code within 10 minutes, then the system activates the account and logs the user into the login page. If someone enters an invalid or expired code, then an error message displays and the system provides a resend option.</w:t>
+            </w:r>
+          </w:p>
+          <w:p/>
+        </w:tc>
+      </w:tr>
+      <w:tr>
+        <w:tc>
+          <w:tcPr>
+            <w:tcW w:w="4675" w:type="dxa"/>
+          </w:tcPr>
+          <w:p>
+            <w:r>
+              <w:t>MoSCoW</w:t>
+            </w:r>
+          </w:p>
+        </w:tc>
+        <w:tc>
+          <w:tcPr>
+            <w:tcW w:w="4675" w:type="dxa"/>
+          </w:tcPr>
+          <w:p>
+            <w:r>
+              <w:t xml:space="preserve">                  Must Have (M)</w:t>
+            </w:r>
+          </w:p>
+        </w:tc>
+      </w:tr>
+      <w:tr>
+        <w:tc>
+          <w:tcPr>
+            <w:tcW w:w="4675" w:type="dxa"/>
+          </w:tcPr>
+          <w:p>
+            <w:r>
+              <w:t>Tasks</w:t>
+            </w:r>
+          </w:p>
+        </w:tc>
+        <w:tc>
+          <w:tcPr>
+            <w:tcW w:w="4675" w:type="dxa"/>
+          </w:tcPr>
+          <w:p>
+            <w:r>
+              <w:t>1. Implement OTP generation/10-minute expiry/Store OTP.</w:t>
+            </w:r>
+          </w:p>
+          <w:p>
+            <w:r>
+              <w:t xml:space="preserve"> 2. Create an OTP entry screen UI.</w:t>
+            </w:r>
+          </w:p>
+          <w:p>
+            <w:r>
+              <w:t xml:space="preserve"> 3. Provide logic to activate accounts when code is entered correctly.</w:t>
+            </w:r>
+          </w:p>
+          <w:p>
+            <w:r>
+              <w:t xml:space="preserve"> 4. Add functionality for resending OTP.</w:t>
+            </w:r>
+          </w:p>
+          <w:p/>
+        </w:tc>
+      </w:tr>
+      <w:tr>
+        <w:tc>
+          <w:tcPr>
+            <w:tcW w:w="4675" w:type="dxa"/>
+          </w:tcPr>
+          <w:p>
+            <w:r>
+              <w:t>Test Cases</w:t>
+            </w:r>
+          </w:p>
+        </w:tc>
+        <w:tc>
+          <w:tcPr>
+            <w:tcW w:w="4675" w:type="dxa"/>
+          </w:tcPr>
+          <w:p/>
+        </w:tc>
+      </w:tr>
+    </w:tbl>
+    <w:p/>
+    <w:p/>
+    <w:p/>
+    <w:tbl>
+      <w:tblPr>
+        <w:tblStyle w:val="TableGrid"/>
+        <w:tblW w:w="0" w:type="auto"/>
+        <w:tblLook w:val="04A0" w:firstRow="1" w:lastRow="0" w:firstColumn="1" w:lastColumn="0" w:noHBand="0" w:noVBand="1"/>
+      </w:tblPr>
+      <w:tblGrid>
+        <w:gridCol w:w="4675"/>
+        <w:gridCol w:w="4675"/>
+      </w:tblGrid>
+      <w:tr>
+        <w:tc>
+          <w:tcPr>
+            <w:tcW w:w="4675" w:type="dxa"/>
+          </w:tcPr>
+          <w:p>
+            <w:r>
+              <w:rPr>
+                <w:b/>
+                <w:bCs/>
+              </w:rPr>
+              <w:t xml:space="preserve">User Story </w:t>
+            </w:r>
+            <w:r>
+              <w:rPr>
+                <w:b/>
+                <w:bCs/>
+              </w:rPr>
+              <w:t>1.</w:t>
+            </w:r>
+            <w:r>
+              <w:rPr>
+                <w:b/>
+                <w:bCs/>
+              </w:rPr>
+              <w:t>3</w:t>
+            </w:r>
+          </w:p>
+        </w:tc>
+        <w:tc>
+          <w:tcPr>
+            <w:tcW w:w="4675" w:type="dxa"/>
+          </w:tcPr>
+          <w:p>
+            <w:r>
+              <w:t xml:space="preserve">As a registered User, I want to have two factor authentication (2FA) enabled from my User account Dashboard in order to ensure my User account is more secure from </w:t>
+            </w:r>
+            <w:r>
+              <w:t>unauthorized</w:t>
+            </w:r>
+            <w:r>
+              <w:t xml:space="preserve"> access.</w:t>
+            </w:r>
+          </w:p>
+          <w:p/>
+        </w:tc>
+      </w:tr>
+      <w:tr>
+        <w:tc>
+          <w:tcPr>
+            <w:tcW w:w="4675" w:type="dxa"/>
+          </w:tcPr>
+          <w:p>
+            <w:r>
+              <w:t>Acceptance Criteria</w:t>
+            </w:r>
+          </w:p>
+        </w:tc>
+        <w:tc>
+          <w:tcPr>
+            <w:tcW w:w="4675" w:type="dxa"/>
+          </w:tcPr>
+          <w:p>
+            <w:r>
+              <w:t>When a user switches the 2FA option to ON, on the account settings page, then the system will confirm the change and will ask for email verification during each subsequent login.</w:t>
+            </w:r>
+          </w:p>
+          <w:p/>
+        </w:tc>
+      </w:tr>
+      <w:tr>
+        <w:tc>
+          <w:tcPr>
+            <w:tcW w:w="4675" w:type="dxa"/>
+          </w:tcPr>
+          <w:p>
+            <w:r>
+              <w:lastRenderedPageBreak/>
+              <w:t>MoSCoW</w:t>
+            </w:r>
+          </w:p>
+        </w:tc>
+        <w:tc>
+          <w:tcPr>
+            <w:tcW w:w="4675" w:type="dxa"/>
+          </w:tcPr>
+          <w:p>
+            <w:r>
+              <w:t xml:space="preserve">                         Should Have (S)</w:t>
+            </w:r>
+          </w:p>
+        </w:tc>
+      </w:tr>
+      <w:tr>
+        <w:tc>
+          <w:tcPr>
+            <w:tcW w:w="4675" w:type="dxa"/>
+          </w:tcPr>
+          <w:p>
+            <w:r>
+              <w:t>Tasks</w:t>
+            </w:r>
+          </w:p>
+        </w:tc>
+        <w:tc>
+          <w:tcPr>
+            <w:tcW w:w="4675" w:type="dxa"/>
+          </w:tcPr>
+          <w:p>
+            <w:r>
+              <w:t>1. Create UI for account settings including the 2FA toggle.</w:t>
+            </w:r>
+          </w:p>
+          <w:p>
+            <w:r>
+              <w:t xml:space="preserve"> 2. Add server side 2FA logic to send an email OTP on user Login if enabled.</w:t>
+            </w:r>
+          </w:p>
+          <w:p>
+            <w:r>
+              <w:t xml:space="preserve"> 3.  Update the preferences of the user in the database.</w:t>
+            </w:r>
+          </w:p>
+          <w:p>
+            <w:r>
+              <w:t xml:space="preserve">  4. Test end-to-end login flow with 2FA.</w:t>
+            </w:r>
+          </w:p>
+          <w:p/>
+        </w:tc>
+      </w:tr>
+      <w:tr>
+        <w:tc>
+          <w:tcPr>
+            <w:tcW w:w="4675" w:type="dxa"/>
+          </w:tcPr>
+          <w:p>
+            <w:r>
+              <w:t>Test Cases</w:t>
+            </w:r>
+          </w:p>
+        </w:tc>
+        <w:tc>
+          <w:tcPr>
+            <w:tcW w:w="4675" w:type="dxa"/>
+          </w:tcPr>
+          <w:p/>
+        </w:tc>
+      </w:tr>
+    </w:tbl>
+    <w:p/>
+    <w:p/>
+    <w:p/>
+    <w:p/>
+    <w:p>
+      <w:pPr>
+        <w:rPr>
+          <w:b/>
+          <w:bCs/>
+        </w:rPr>
+      </w:pPr>
+    </w:p>
+    <w:tbl>
+      <w:tblPr>
+        <w:tblStyle w:val="TableGrid"/>
+        <w:tblW w:w="0" w:type="auto"/>
+        <w:tblLook w:val="04A0" w:firstRow="1" w:lastRow="0" w:firstColumn="1" w:lastColumn="0" w:noHBand="0" w:noVBand="1"/>
+      </w:tblPr>
+      <w:tblGrid>
+        <w:gridCol w:w="4675"/>
+        <w:gridCol w:w="4675"/>
+      </w:tblGrid>
+      <w:tr>
+        <w:tc>
+          <w:tcPr>
+            <w:tcW w:w="4675" w:type="dxa"/>
+          </w:tcPr>
+          <w:p>
+            <w:r>
+              <w:t>1.4</w:t>
+            </w:r>
+          </w:p>
+        </w:tc>
+        <w:tc>
+          <w:tcPr>
+            <w:tcW w:w="4675" w:type="dxa"/>
+          </w:tcPr>
+          <w:p>
+            <w:r>
+              <w:t>As a registered user I would be able to adjust the visibility of my food listings (public or private) in my privacy settings, to give me the ability to control who can view my food donation listings.</w:t>
+            </w:r>
+          </w:p>
+          <w:p/>
+        </w:tc>
+      </w:tr>
+      <w:tr>
+        <w:tc>
+          <w:tcPr>
+            <w:tcW w:w="4675" w:type="dxa"/>
+          </w:tcPr>
+          <w:p>
+            <w:r>
+              <w:t>Acceptance Criteria</w:t>
+            </w:r>
+          </w:p>
+        </w:tc>
+        <w:tc>
+          <w:tcPr>
+            <w:tcW w:w="4675" w:type="dxa"/>
+          </w:tcPr>
+          <w:p>
+            <w:r>
+              <w:t>Given an authenticated user accesses privacy settings, When a user changes the visibility of their donation listings to 'Private', then only their own account can see their donation listings. If ‘Public’ is checked, the listings are displayed to every person that accesses the food items.</w:t>
+            </w:r>
+          </w:p>
+          <w:p/>
+        </w:tc>
+      </w:tr>
+      <w:tr>
+        <w:tc>
+          <w:tcPr>
+            <w:tcW w:w="4675" w:type="dxa"/>
+          </w:tcPr>
+          <w:p>
+            <w:r>
+              <w:t>MoSCoW</w:t>
+            </w:r>
+          </w:p>
+        </w:tc>
+        <w:tc>
+          <w:tcPr>
+            <w:tcW w:w="4675" w:type="dxa"/>
+          </w:tcPr>
+          <w:p>
+            <w:r>
+              <w:t>Could Have (C)</w:t>
+            </w:r>
+          </w:p>
+        </w:tc>
+      </w:tr>
+      <w:tr>
+        <w:tc>
+          <w:tcPr>
+            <w:tcW w:w="4675" w:type="dxa"/>
+          </w:tcPr>
+          <w:p>
+            <w:r>
+              <w:t>Tasks</w:t>
+            </w:r>
+          </w:p>
+        </w:tc>
+        <w:tc>
+          <w:tcPr>
+            <w:tcW w:w="4675" w:type="dxa"/>
+          </w:tcPr>
+          <w:p>
+            <w:r>
+              <w:t xml:space="preserve"> 1. Include "list" visibility toggle in a privacy settings page.</w:t>
+            </w:r>
+          </w:p>
+          <w:p>
+            <w:r>
+              <w:t xml:space="preserve">  2. Make sure that it is passed as a filter to the Browse Food Items query logic.</w:t>
+            </w:r>
+          </w:p>
+          <w:p>
+            <w:r>
+              <w:t xml:space="preserve">  3. Try out the public and private visibility scenarios.</w:t>
+            </w:r>
+          </w:p>
+          <w:p/>
+        </w:tc>
+      </w:tr>
+      <w:tr>
+        <w:tc>
+          <w:tcPr>
+            <w:tcW w:w="4675" w:type="dxa"/>
+          </w:tcPr>
+          <w:p>
+            <w:r>
+              <w:t>Test Cases</w:t>
+            </w:r>
+          </w:p>
+        </w:tc>
+        <w:tc>
+          <w:tcPr>
+            <w:tcW w:w="4675" w:type="dxa"/>
+          </w:tcPr>
+          <w:p/>
+        </w:tc>
+      </w:tr>
+    </w:tbl>
+    <w:p/>
+    <w:p/>
+    <w:p/>
+    <w:p>
+      <w:r>
+        <w:lastRenderedPageBreak/>
+        <w:t xml:space="preserve">Student ID: </w:t>
+      </w:r>
+      <w:r>
+        <w:t>Anjana Thapa (E2300554)</w:t>
+      </w:r>
+    </w:p>
+    <w:p>
+      <w:pPr>
+        <w:rPr>
+          <w:sz w:val="28"/>
+          <w:szCs w:val="28"/>
+        </w:rPr>
+      </w:pPr>
+      <w:r>
+        <w:rPr>
+          <w:sz w:val="28"/>
+          <w:szCs w:val="28"/>
+        </w:rPr>
+        <w:t>Epic 2: Food Impact Tracking and Visual Reporting</w:t>
+      </w:r>
+    </w:p>
+    <w:p>
+      <w:r>
+        <w:t>A user should be able to visualize and see their food saving activities within the system. The analytics module drives positive habits through the tangible results it provides in terms of food waste reduction and contributions.</w:t>
+      </w:r>
+    </w:p>
+    <w:p/>
+    <w:tbl>
+      <w:tblPr>
+        <w:tblStyle w:val="TableGrid"/>
+        <w:tblW w:w="0" w:type="auto"/>
+        <w:tblLook w:val="04A0" w:firstRow="1" w:lastRow="0" w:firstColumn="1" w:lastColumn="0" w:noHBand="0" w:noVBand="1"/>
+      </w:tblPr>
+      <w:tblGrid>
+        <w:gridCol w:w="4675"/>
+        <w:gridCol w:w="4675"/>
+      </w:tblGrid>
+      <w:tr>
+        <w:tc>
+          <w:tcPr>
+            <w:tcW w:w="4675" w:type="dxa"/>
+          </w:tcPr>
+          <w:p>
+            <w:r>
+              <w:rPr>
+                <w:b/>
+                <w:bCs/>
+              </w:rPr>
+              <w:t xml:space="preserve">User Story </w:t>
+            </w:r>
+            <w:r>
+              <w:rPr>
+                <w:b/>
+                <w:bCs/>
+              </w:rPr>
+              <w:t>2.1</w:t>
+            </w:r>
+          </w:p>
+        </w:tc>
+        <w:tc>
+          <w:tcPr>
+            <w:tcW w:w="4675" w:type="dxa"/>
+          </w:tcPr>
+          <w:p>
+            <w:r>
+              <w:t>As a household user, I want to see an overview dashboard of the food I have saved, to be able to understand my personal contribution to food waste reduction.</w:t>
+            </w:r>
+          </w:p>
+          <w:p/>
+        </w:tc>
+      </w:tr>
+      <w:tr>
+        <w:tc>
+          <w:tcPr>
+            <w:tcW w:w="4675" w:type="dxa"/>
+          </w:tcPr>
+          <w:p>
+            <w:r>
+              <w:t>Acceptance Criteria</w:t>
+            </w:r>
+          </w:p>
+        </w:tc>
+        <w:tc>
+          <w:tcPr>
+            <w:tcW w:w="4675" w:type="dxa"/>
+          </w:tcPr>
+          <w:p>
+            <w:r>
+              <w:t>Given an authenticated user logs in and views the 'Track My Impact' section, when the dashboard displays, then it presents charts of total food items saved from waste, number of donations made and the breakdown of the number of food items saved from each category.</w:t>
+            </w:r>
+          </w:p>
+          <w:p/>
+        </w:tc>
+      </w:tr>
+      <w:tr>
+        <w:tc>
+          <w:tcPr>
+            <w:tcW w:w="4675" w:type="dxa"/>
+          </w:tcPr>
+          <w:p>
+            <w:r>
+              <w:t>MoSCoW</w:t>
+            </w:r>
+          </w:p>
+        </w:tc>
+        <w:tc>
+          <w:tcPr>
+            <w:tcW w:w="4675" w:type="dxa"/>
+          </w:tcPr>
+          <w:p>
+            <w:r>
+              <w:t xml:space="preserve">                      Must Have (M)</w:t>
+            </w:r>
+          </w:p>
+          <w:p/>
+        </w:tc>
+      </w:tr>
+      <w:tr>
+        <w:tc>
+          <w:tcPr>
+            <w:tcW w:w="4675" w:type="dxa"/>
+          </w:tcPr>
+          <w:p>
+            <w:r>
+              <w:t>Tasks</w:t>
+            </w:r>
+          </w:p>
+        </w:tc>
+        <w:tc>
+          <w:tcPr>
+            <w:tcW w:w="4675" w:type="dxa"/>
+          </w:tcPr>
+          <w:p>
+            <w:r>
+              <w:t>1. Build analytics dashboard UI using the chart components (bar chart / Pie Chart).</w:t>
+            </w:r>
+          </w:p>
+          <w:p>
+            <w:r>
+              <w:t xml:space="preserve"> 2. Create API endpoint that aggregates data for user activities from database.</w:t>
+            </w:r>
+          </w:p>
+          <w:p>
+            <w:r>
+              <w:t xml:space="preserve">  3. Use chart library (eg: Chart.js or Recharts) to visualize reports.</w:t>
+            </w:r>
+          </w:p>
+          <w:p>
+            <w:r>
+              <w:t xml:space="preserve">   4. Ensure that test data is accurate and matched with the inventory and donation log.</w:t>
+            </w:r>
+          </w:p>
+          <w:p/>
+        </w:tc>
+      </w:tr>
+      <w:tr>
+        <w:tc>
+          <w:tcPr>
+            <w:tcW w:w="4675" w:type="dxa"/>
+          </w:tcPr>
+          <w:p>
+            <w:r>
+              <w:t>Test Cases</w:t>
+            </w:r>
+          </w:p>
+        </w:tc>
+        <w:tc>
+          <w:tcPr>
+            <w:tcW w:w="4675" w:type="dxa"/>
+          </w:tcPr>
+          <w:p/>
+        </w:tc>
+      </w:tr>
+    </w:tbl>
+    <w:p/>
+    <w:p/>
+    <w:p/>
+    <w:p/>
+    <w:p/>
+    <w:p/>
+    <w:p/>
+    <w:tbl>
+      <w:tblPr>
+        <w:tblStyle w:val="TableGrid"/>
+        <w:tblW w:w="0" w:type="auto"/>
+        <w:tblLook w:val="04A0" w:firstRow="1" w:lastRow="0" w:firstColumn="1" w:lastColumn="0" w:noHBand="0" w:noVBand="1"/>
+      </w:tblPr>
+      <w:tblGrid>
+        <w:gridCol w:w="4675"/>
+        <w:gridCol w:w="4675"/>
+      </w:tblGrid>
+      <w:tr>
+        <w:tc>
+          <w:tcPr>
+            <w:tcW w:w="4675" w:type="dxa"/>
+          </w:tcPr>
+          <w:p>
+            <w:r>
+              <w:rPr>
+                <w:b/>
+                <w:bCs/>
+              </w:rPr>
+              <w:lastRenderedPageBreak/>
+              <w:t xml:space="preserve">User Story </w:t>
+            </w:r>
+            <w:r>
+              <w:rPr>
+                <w:b/>
+                <w:bCs/>
+              </w:rPr>
+              <w:t>2.</w:t>
+            </w:r>
+            <w:r>
+              <w:rPr>
+                <w:b/>
+                <w:bCs/>
+              </w:rPr>
+              <w:t>2</w:t>
+            </w:r>
+          </w:p>
+        </w:tc>
+        <w:tc>
+          <w:tcPr>
+            <w:tcW w:w="4675" w:type="dxa"/>
+          </w:tcPr>
+          <w:p>
+            <w:r>
+              <w:t>As a member of a household, I want to view analytics by timeframe (weekly, monthly, by category) to see how I am doing over time and by food category.</w:t>
+            </w:r>
+          </w:p>
+          <w:p/>
+        </w:tc>
+      </w:tr>
+      <w:tr>
+        <w:tc>
+          <w:tcPr>
+            <w:tcW w:w="4675" w:type="dxa"/>
+          </w:tcPr>
+          <w:p>
+            <w:r>
+              <w:t>Acceptance Criteria</w:t>
+            </w:r>
+          </w:p>
+        </w:tc>
+        <w:tc>
+          <w:tcPr>
+            <w:tcW w:w="4675" w:type="dxa"/>
+          </w:tcPr>
+          <w:p>
+            <w:r>
+              <w:t>If the user has been logged in to the analytics dashboard and has set a time filter (e.g., ‘This Month’) then, when the user applies that filter, then the charts and summary statistics refresh to show data for the specified time and category.</w:t>
+            </w:r>
+          </w:p>
+          <w:p/>
+        </w:tc>
+      </w:tr>
+      <w:tr>
+        <w:tc>
+          <w:tcPr>
+            <w:tcW w:w="4675" w:type="dxa"/>
+          </w:tcPr>
+          <w:p>
+            <w:r>
+              <w:t>MoSCoW</w:t>
+            </w:r>
+          </w:p>
+        </w:tc>
+        <w:tc>
+          <w:tcPr>
+            <w:tcW w:w="4675" w:type="dxa"/>
+          </w:tcPr>
+          <w:p>
+            <w:r>
+              <w:t>Should Have (S)</w:t>
+            </w:r>
+          </w:p>
+          <w:p/>
+        </w:tc>
+      </w:tr>
+      <w:tr>
+        <w:tc>
+          <w:tcPr>
+            <w:tcW w:w="4675" w:type="dxa"/>
+          </w:tcPr>
+          <w:p>
+            <w:r>
+              <w:t>Tasks</w:t>
+            </w:r>
+          </w:p>
+        </w:tc>
+        <w:tc>
+          <w:tcPr>
+            <w:tcW w:w="4675" w:type="dxa"/>
+          </w:tcPr>
+          <w:p>
+            <w:r>
+              <w:t xml:space="preserve"> 1. Introduce filter controls (date range picker   and category dropdown) to the analytics UI.</w:t>
+            </w:r>
+          </w:p>
+          <w:p>
+            <w:r>
+              <w:t xml:space="preserve">2. Use </w:t>
+            </w:r>
+            <w:r>
+              <w:t>parameterized</w:t>
+            </w:r>
+            <w:r>
+              <w:t xml:space="preserve"> database queries to retrieve filtered data.</w:t>
+            </w:r>
+          </w:p>
+          <w:p>
+            <w:r>
+              <w:t>3. Make charts dynamic when changes in filter are made.</w:t>
+            </w:r>
+          </w:p>
+          <w:p>
+            <w:r>
+              <w:t xml:space="preserve"> 4. Handle edge case: Show ‘No data available' message when there is no activity in selected filter.</w:t>
+            </w:r>
+          </w:p>
+          <w:p/>
+        </w:tc>
+      </w:tr>
+      <w:tr>
+        <w:tc>
+          <w:tcPr>
+            <w:tcW w:w="4675" w:type="dxa"/>
+          </w:tcPr>
+          <w:p>
+            <w:r>
+              <w:t>Test Cases</w:t>
+            </w:r>
+          </w:p>
+        </w:tc>
+        <w:tc>
+          <w:tcPr>
+            <w:tcW w:w="4675" w:type="dxa"/>
+          </w:tcPr>
+          <w:p/>
+        </w:tc>
+      </w:tr>
+    </w:tbl>
+    <w:p/>
+    <w:p/>
+    <w:p/>
+    <w:p/>
+    <w:p/>
+    <w:p/>
+    <w:p/>
+    <w:p/>
+    <w:p/>
+    <w:p/>
+    <w:p/>
+    <w:p/>
+    <w:p/>
+    <w:p/>
     <w:p>
       <w:r>
         <w:t>Student ID: Mijala Shristi Bajracharya (E2300561)</w:t>
@@ -975,13 +3156,8 @@
       <w:bookmarkEnd w:id="2"/>
     </w:p>
     <w:p>
-      <w:proofErr w:type="spellStart"/>
       <w:r>
-        <w:t>EcoPantry</w:t>
-      </w:r>
-      <w:proofErr w:type="spellEnd"/>
-      <w:r>
-        <w:t xml:space="preserve"> must allow users to maintain an accurate, up-to-date record of the food items in their household, so that they can make informed decisions about consumption and reduce waste.</w:t>
+        <w:t>EcoPantry must allow users to maintain an accurate, up-to-date record of the food items in their household, so that they can make informed decisions about consumption and reduce waste.</w:t>
       </w:r>
     </w:p>
     <w:p/>
@@ -1010,7 +3186,21 @@
                 <w:b/>
                 <w:bCs/>
               </w:rPr>
-              <w:t>User Story 2.1</w:t>
+              <w:t xml:space="preserve">User Story </w:t>
+            </w:r>
+            <w:r>
+              <w:rPr>
+                <w:b/>
+                <w:bCs/>
+              </w:rPr>
+              <w:t>3</w:t>
+            </w:r>
+            <w:r>
+              <w:rPr>
+                <w:b/>
+                <w:bCs/>
+              </w:rPr>
+              <w:t>.1</w:t>
             </w:r>
           </w:p>
         </w:tc>
@@ -1082,7 +3272,6 @@
             <w:pPr>
               <w:spacing w:after="160" w:line="259" w:lineRule="auto"/>
             </w:pPr>
-            <w:proofErr w:type="spellStart"/>
             <w:r>
               <w:rPr>
                 <w:b/>
@@ -1090,7 +3279,6 @@
               </w:rPr>
               <w:t>MoSCoW</w:t>
             </w:r>
-            <w:proofErr w:type="spellEnd"/>
           </w:p>
         </w:tc>
         <w:tc>
@@ -1143,29 +3331,13 @@
               <w:br/>
             </w:r>
             <w:r>
-              <w:t xml:space="preserve">2. Implement input validation in the </w:t>
-            </w:r>
-            <w:proofErr w:type="spellStart"/>
-            <w:r>
-              <w:t>ViewModel</w:t>
-            </w:r>
-            <w:proofErr w:type="spellEnd"/>
-            <w:r>
-              <w:t xml:space="preserve">. </w:t>
+              <w:t xml:space="preserve">2. Implement input validation in the ViewModel. </w:t>
             </w:r>
             <w:r>
               <w:br/>
             </w:r>
             <w:r>
-              <w:t xml:space="preserve">3. Insert the item into the Room database via </w:t>
-            </w:r>
-            <w:proofErr w:type="spellStart"/>
-            <w:r>
-              <w:t>InventoryDao</w:t>
-            </w:r>
-            <w:proofErr w:type="spellEnd"/>
-            <w:r>
-              <w:t xml:space="preserve">. </w:t>
+              <w:t xml:space="preserve">3. Insert the item into the Room database via InventoryDao. </w:t>
             </w:r>
           </w:p>
         </w:tc>
@@ -1229,13 +3401,27 @@
                 <w:b/>
                 <w:bCs/>
               </w:rPr>
-              <w:t>User Story 2.</w:t>
+              <w:t xml:space="preserve">User Story </w:t>
             </w:r>
             <w:r>
               <w:rPr>
                 <w:b/>
                 <w:bCs/>
               </w:rPr>
+              <w:t>3</w:t>
+            </w:r>
+            <w:r>
+              <w:rPr>
+                <w:b/>
+                <w:bCs/>
+              </w:rPr>
+              <w:t>.</w:t>
+            </w:r>
+            <w:r>
+              <w:rPr>
+                <w:b/>
+                <w:bCs/>
+              </w:rPr>
               <w:t>2</w:t>
             </w:r>
           </w:p>
@@ -1299,7 +3485,6 @@
             <w:pPr>
               <w:spacing w:after="160" w:line="259" w:lineRule="auto"/>
             </w:pPr>
-            <w:proofErr w:type="spellStart"/>
             <w:r>
               <w:rPr>
                 <w:b/>
@@ -1307,7 +3492,6 @@
               </w:rPr>
               <w:t>MoSCoW</w:t>
             </w:r>
-            <w:proofErr w:type="spellEnd"/>
           </w:p>
         </w:tc>
         <w:tc>
@@ -1354,27 +3538,13 @@
               <w:spacing w:after="160" w:line="259" w:lineRule="auto"/>
             </w:pPr>
             <w:r>
-              <w:t xml:space="preserve">1. Create a </w:t>
-            </w:r>
-            <w:proofErr w:type="spellStart"/>
-            <w:r>
-              <w:t>food_log</w:t>
-            </w:r>
-            <w:proofErr w:type="spellEnd"/>
-            <w:r>
-              <w:t xml:space="preserve"> Room entity to store log entries. </w:t>
+              <w:t xml:space="preserve">1. Create a food_log Room entity to store log entries. </w:t>
             </w:r>
             <w:r>
               <w:br/>
             </w:r>
             <w:r>
-              <w:t xml:space="preserve">2. Trigger a log </w:t>
-            </w:r>
-            <w:r>
-              <w:t>entry</w:t>
-            </w:r>
-            <w:r>
-              <w:t xml:space="preserve"> whenever an inventory CRUD action occurs. </w:t>
+              <w:t xml:space="preserve">2. Trigger a log entry whenever an inventory CRUD action occurs. </w:t>
             </w:r>
             <w:r>
               <w:br/>
@@ -1443,10 +3613,13 @@
               <w:spacing w:after="160" w:line="259" w:lineRule="auto"/>
             </w:pPr>
             <w:r>
-              <w:t>User Story 2.</w:t>
+              <w:t xml:space="preserve">User Story </w:t>
             </w:r>
             <w:r>
               <w:t>3</w:t>
+            </w:r>
+            <w:r>
+              <w:t>.3</w:t>
             </w:r>
           </w:p>
         </w:tc>
@@ -1505,11 +3678,9 @@
             <w:pPr>
               <w:spacing w:after="160" w:line="259" w:lineRule="auto"/>
             </w:pPr>
-            <w:proofErr w:type="spellStart"/>
             <w:r>
               <w:t>MoSCoW</w:t>
             </w:r>
-            <w:proofErr w:type="spellEnd"/>
           </w:p>
         </w:tc>
         <w:tc>
@@ -1552,15 +3723,7 @@
               <w:spacing w:after="160" w:line="259" w:lineRule="auto"/>
             </w:pPr>
             <w:r>
-              <w:t xml:space="preserve">1. Add a </w:t>
-            </w:r>
-            <w:proofErr w:type="spellStart"/>
-            <w:r>
-              <w:t>DatePicker</w:t>
-            </w:r>
-            <w:proofErr w:type="spellEnd"/>
-            <w:r>
-              <w:t xml:space="preserve"> field for expiry date on the Add Item screen. </w:t>
+              <w:t xml:space="preserve">1. Add a DatePicker field for expiry date on the Add Item screen. </w:t>
             </w:r>
             <w:r>
               <w:br/>
@@ -1572,15 +3735,7 @@
               <w:t>on</w:t>
             </w:r>
             <w:r>
-              <w:t xml:space="preserve"> the Room </w:t>
-            </w:r>
-            <w:proofErr w:type="spellStart"/>
-            <w:r>
-              <w:t>food_items</w:t>
-            </w:r>
-            <w:proofErr w:type="spellEnd"/>
-            <w:r>
-              <w:t xml:space="preserve"> table. </w:t>
+              <w:t xml:space="preserve"> the Room food_items table. </w:t>
             </w:r>
             <w:r>
               <w:br/>
@@ -1684,13 +3839,8 @@
       <w:pPr>
         <w:pStyle w:val="NoSpacing"/>
       </w:pPr>
-      <w:proofErr w:type="spellStart"/>
       <w:r>
-        <w:t>EcoPantry</w:t>
-      </w:r>
-      <w:proofErr w:type="spellEnd"/>
-      <w:r>
-        <w:t xml:space="preserve"> must proactively inform users about food items nearing expiry, helping them act in time to consume or donate food before it spoils.</w:t>
+        <w:t>EcoPantry must proactively inform users about food items nearing expiry, helping them act in time to consume or donate food before it spoils.</w:t>
       </w:r>
     </w:p>
     <w:p>
@@ -1786,7 +3936,6 @@
             <w:pPr>
               <w:pStyle w:val="NoSpacing"/>
             </w:pPr>
-            <w:proofErr w:type="spellStart"/>
             <w:r>
               <w:rPr>
                 <w:b/>
@@ -1794,7 +3943,6 @@
               </w:rPr>
               <w:t>MoSCoW</w:t>
             </w:r>
-            <w:proofErr w:type="spellEnd"/>
           </w:p>
         </w:tc>
         <w:tc>
@@ -1841,29 +3989,13 @@
               <w:pStyle w:val="NoSpacing"/>
             </w:pPr>
             <w:r>
-              <w:t xml:space="preserve">1. Schedule a </w:t>
-            </w:r>
-            <w:proofErr w:type="spellStart"/>
-            <w:r>
-              <w:t>WorkManager</w:t>
-            </w:r>
-            <w:proofErr w:type="spellEnd"/>
-            <w:r>
-              <w:t xml:space="preserve"> periodic task to scan the Room database daily for items nearing expiry.</w:t>
+              <w:t>1. Schedule a WorkManager periodic task to scan the Room database daily for items nearing expiry.</w:t>
             </w:r>
             <w:r>
               <w:br/>
             </w:r>
             <w:r>
-              <w:t xml:space="preserve">2. Trigger a local notification via </w:t>
-            </w:r>
-            <w:proofErr w:type="spellStart"/>
-            <w:r>
-              <w:t>NotificationManager</w:t>
-            </w:r>
-            <w:proofErr w:type="spellEnd"/>
-            <w:r>
-              <w:t xml:space="preserve"> when an item is within the alert window. </w:t>
+              <w:t xml:space="preserve">2. Trigger a local notification via NotificationManager when an item is within the alert window. </w:t>
             </w:r>
             <w:r>
               <w:br/>
@@ -2005,7 +4137,6 @@
             <w:pPr>
               <w:pStyle w:val="NoSpacing"/>
             </w:pPr>
-            <w:proofErr w:type="spellStart"/>
             <w:r>
               <w:rPr>
                 <w:b/>
@@ -2013,7 +4144,6 @@
               </w:rPr>
               <w:t>MoSCoW</w:t>
             </w:r>
-            <w:proofErr w:type="spellEnd"/>
           </w:p>
         </w:tc>
         <w:tc>
@@ -2208,7 +4338,6 @@
             <w:pPr>
               <w:pStyle w:val="NoSpacing"/>
             </w:pPr>
-            <w:proofErr w:type="spellStart"/>
             <w:r>
               <w:rPr>
                 <w:b/>
@@ -2216,7 +4345,6 @@
               </w:rPr>
               <w:t>MoSCoW</w:t>
             </w:r>
-            <w:proofErr w:type="spellEnd"/>
           </w:p>
         </w:tc>
         <w:tc>
@@ -2263,13 +4391,7 @@
               <w:pStyle w:val="NoSpacing"/>
             </w:pPr>
             <w:r>
-              <w:t xml:space="preserve">1. Implement swipe-to-dismiss </w:t>
-            </w:r>
-            <w:r>
-              <w:t>gestures</w:t>
-            </w:r>
-            <w:r>
-              <w:t xml:space="preserve"> on notification list items. </w:t>
+              <w:t xml:space="preserve">1. Implement swipe-to-dismiss gestures on notification list items. </w:t>
             </w:r>
             <w:r>
               <w:br/>
@@ -3450,7 +5572,7 @@
 </file>
 
 <file path=word/endnotes.xml><?xml version="1.0" encoding="utf-8"?>
-<w:endnotes xmlns:wpc="http://schemas.microsoft.com/office/word/2010/wordprocessingCanvas" xmlns:cx="http://schemas.microsoft.com/office/drawing/2014/chartex" xmlns:cx1="http://schemas.microsoft.com/office/drawing/2015/9/8/chartex" xmlns:cx2="http://schemas.microsoft.com/office/drawing/2015/10/21/chartex" xmlns:cx3="http://schemas.microsoft.com/office/drawing/2016/5/9/chartex" xmlns:cx4="http://schemas.microsoft.com/office/drawing/2016/5/10/chartex" xmlns:cx5="http://schemas.microsoft.com/office/drawing/2016/5/11/chartex" xmlns:cx6="http://schemas.microsoft.com/office/drawing/2016/5/12/chartex" xmlns:cx7="http://schemas.microsoft.com/office/drawing/2016/5/13/chartex" xmlns:cx8="http://schemas.microsoft.com/office/drawing/2016/5/14/chartex" xmlns:mc="http://schemas.openxmlformats.org/markup-compatibility/2006" xmlns:aink="http://schemas.microsoft.com/office/drawing/2016/ink" xmlns:am3d="http://schemas.microsoft.com/office/drawing/2017/model3d" xmlns:o="urn:schemas-microsoft-com:office:office" xmlns:oel="http://schemas.microsoft.com/office/2019/extlst" xmlns:r="http://schemas.openxmlformats.org/officeDocument/2006/relationships" xmlns:m="http://schemas.openxmlformats.org/officeDocument/2006/math" xmlns:v="urn:schemas-microsoft-com:vml" xmlns:wp14="http://schemas.microsoft.com/office/word/2010/wordprocessingDrawing" xmlns:wp="http://schemas.openxmlformats.org/drawingml/2006/wordprocessingDrawing" xmlns:w10="urn:schemas-microsoft-com:office:word" xmlns:w="http://schemas.openxmlformats.org/wordprocessingml/2006/main" xmlns:w14="http://schemas.microsoft.com/office/word/2010/wordml" xmlns:w15="http://schemas.microsoft.com/office/word/2012/wordml" xmlns:w16cex="http://schemas.microsoft.com/office/word/2018/wordml/cex" xmlns:w16cid="http://schemas.microsoft.com/office/word/2016/wordml/cid" xmlns:w16="http://schemas.microsoft.com/office/word/2018/wordml" xmlns:w16du="http://schemas.microsoft.com/office/word/2023/wordml/word16du" xmlns:w16sdtdh="http://schemas.microsoft.com/office/word/2020/wordml/sdtdatahash" xmlns:w16sdtfl="http://schemas.microsoft.com/office/word/2024/wordml/sdtformatlock" xmlns:w16se="http://schemas.microsoft.com/office/word/2015/wordml/symex" xmlns:wpg="http://schemas.microsoft.com/office/word/2010/wordprocessingGroup" xmlns:wpi="http://schemas.microsoft.com/office/word/2010/wordprocessingInk" xmlns:wne="http://schemas.microsoft.com/office/word/2006/wordml" xmlns:wps="http://schemas.microsoft.com/office/word/2010/wordprocessingShape" mc:Ignorable="w14 w15 w16se w16cid w16 w16cex w16sdtdh w16sdtfl w16du wp14">
+<w:endnotes xmlns:wpc="http://schemas.microsoft.com/office/word/2010/wordprocessingCanvas" xmlns:cx="http://schemas.microsoft.com/office/drawing/2014/chartex" xmlns:cx1="http://schemas.microsoft.com/office/drawing/2015/9/8/chartex" xmlns:cx2="http://schemas.microsoft.com/office/drawing/2015/10/21/chartex" xmlns:cx3="http://schemas.microsoft.com/office/drawing/2016/5/9/chartex" xmlns:cx4="http://schemas.microsoft.com/office/drawing/2016/5/10/chartex" xmlns:cx5="http://schemas.microsoft.com/office/drawing/2016/5/11/chartex" xmlns:cx6="http://schemas.microsoft.com/office/drawing/2016/5/12/chartex" xmlns:cx7="http://schemas.microsoft.com/office/drawing/2016/5/13/chartex" xmlns:cx8="http://schemas.microsoft.com/office/drawing/2016/5/14/chartex" xmlns:mc="http://schemas.openxmlformats.org/markup-compatibility/2006" xmlns:aink="http://schemas.microsoft.com/office/drawing/2016/ink" xmlns:am3d="http://schemas.microsoft.com/office/drawing/2017/model3d" xmlns:o="urn:schemas-microsoft-com:office:office" xmlns:oel="http://schemas.microsoft.com/office/2019/extlst" xmlns:r="http://schemas.openxmlformats.org/officeDocument/2006/relationships" xmlns:m="http://schemas.openxmlformats.org/officeDocument/2006/math" xmlns:v="urn:schemas-microsoft-com:vml" xmlns:wp14="http://schemas.microsoft.com/office/word/2010/wordprocessingDrawing" xmlns:wp="http://schemas.openxmlformats.org/drawingml/2006/wordprocessingDrawing" xmlns:w10="urn:schemas-microsoft-com:office:word" xmlns:w="http://schemas.openxmlformats.org/wordprocessingml/2006/main" xmlns:w14="http://schemas.microsoft.com/office/word/2010/wordml" xmlns:w15="http://schemas.microsoft.com/office/word/2012/wordml" xmlns:w16cex="http://schemas.microsoft.com/office/word/2018/wordml/cex" xmlns:w16cid="http://schemas.microsoft.com/office/word/2016/wordml/cid" xmlns:w16="http://schemas.microsoft.com/office/word/2018/wordml" xmlns:w16du="http://schemas.microsoft.com/office/word/2023/wordml/word16du" xmlns:w16sdtdh="http://schemas.microsoft.com/office/word/2020/wordml/sdtdatahash" xmlns:w16se="http://schemas.microsoft.com/office/word/2015/wordml/symex" xmlns:wpg="http://schemas.microsoft.com/office/word/2010/wordprocessingGroup" xmlns:wpi="http://schemas.microsoft.com/office/word/2010/wordprocessingInk" xmlns:wne="http://schemas.microsoft.com/office/word/2006/wordml" xmlns:wps="http://schemas.microsoft.com/office/word/2010/wordprocessingShape" mc:Ignorable="w14 w15 w16se w16cid w16 w16cex w16sdtdh w16du wp14">
   <w:endnote w:type="separator" w:id="-1">
     <w:p>
       <w:pPr>
@@ -3475,7 +5597,7 @@
 </file>
 
 <file path=word/footer1.xml><?xml version="1.0" encoding="utf-8"?>
-<w:ftr xmlns:wpc="http://schemas.microsoft.com/office/word/2010/wordprocessingCanvas" xmlns:cx="http://schemas.microsoft.com/office/drawing/2014/chartex" xmlns:cx1="http://schemas.microsoft.com/office/drawing/2015/9/8/chartex" xmlns:cx2="http://schemas.microsoft.com/office/drawing/2015/10/21/chartex" xmlns:cx3="http://schemas.microsoft.com/office/drawing/2016/5/9/chartex" xmlns:cx4="http://schemas.microsoft.com/office/drawing/2016/5/10/chartex" xmlns:cx5="http://schemas.microsoft.com/office/drawing/2016/5/11/chartex" xmlns:cx6="http://schemas.microsoft.com/office/drawing/2016/5/12/chartex" xmlns:cx7="http://schemas.microsoft.com/office/drawing/2016/5/13/chartex" xmlns:cx8="http://schemas.microsoft.com/office/drawing/2016/5/14/chartex" xmlns:mc="http://schemas.openxmlformats.org/markup-compatibility/2006" xmlns:aink="http://schemas.microsoft.com/office/drawing/2016/ink" xmlns:am3d="http://schemas.microsoft.com/office/drawing/2017/model3d" xmlns:o="urn:schemas-microsoft-com:office:office" xmlns:oel="http://schemas.microsoft.com/office/2019/extlst" xmlns:r="http://schemas.openxmlformats.org/officeDocument/2006/relationships" xmlns:m="http://schemas.openxmlformats.org/officeDocument/2006/math" xmlns:v="urn:schemas-microsoft-com:vml" xmlns:wp14="http://schemas.microsoft.com/office/word/2010/wordprocessingDrawing" xmlns:wp="http://schemas.openxmlformats.org/drawingml/2006/wordprocessingDrawing" xmlns:w10="urn:schemas-microsoft-com:office:word" xmlns:w="http://schemas.openxmlformats.org/wordprocessingml/2006/main" xmlns:w14="http://schemas.microsoft.com/office/word/2010/wordml" xmlns:w15="http://schemas.microsoft.com/office/word/2012/wordml" xmlns:w16cex="http://schemas.microsoft.com/office/word/2018/wordml/cex" xmlns:w16cid="http://schemas.microsoft.com/office/word/2016/wordml/cid" xmlns:w16="http://schemas.microsoft.com/office/word/2018/wordml" xmlns:w16du="http://schemas.microsoft.com/office/word/2023/wordml/word16du" xmlns:w16sdtdh="http://schemas.microsoft.com/office/word/2020/wordml/sdtdatahash" xmlns:w16sdtfl="http://schemas.microsoft.com/office/word/2024/wordml/sdtformatlock" xmlns:w16se="http://schemas.microsoft.com/office/word/2015/wordml/symex" xmlns:wpg="http://schemas.microsoft.com/office/word/2010/wordprocessingGroup" xmlns:wpi="http://schemas.microsoft.com/office/word/2010/wordprocessingInk" xmlns:wne="http://schemas.microsoft.com/office/word/2006/wordml" xmlns:wps="http://schemas.microsoft.com/office/word/2010/wordprocessingShape" mc:Ignorable="w14 w15 w16se w16cid w16 w16cex w16sdtdh w16sdtfl w16du wp14">
+<w:ftr xmlns:wpc="http://schemas.microsoft.com/office/word/2010/wordprocessingCanvas" xmlns:cx="http://schemas.microsoft.com/office/drawing/2014/chartex" xmlns:cx1="http://schemas.microsoft.com/office/drawing/2015/9/8/chartex" xmlns:cx2="http://schemas.microsoft.com/office/drawing/2015/10/21/chartex" xmlns:cx3="http://schemas.microsoft.com/office/drawing/2016/5/9/chartex" xmlns:cx4="http://schemas.microsoft.com/office/drawing/2016/5/10/chartex" xmlns:cx5="http://schemas.microsoft.com/office/drawing/2016/5/11/chartex" xmlns:cx6="http://schemas.microsoft.com/office/drawing/2016/5/12/chartex" xmlns:cx7="http://schemas.microsoft.com/office/drawing/2016/5/13/chartex" xmlns:cx8="http://schemas.microsoft.com/office/drawing/2016/5/14/chartex" xmlns:mc="http://schemas.openxmlformats.org/markup-compatibility/2006" xmlns:aink="http://schemas.microsoft.com/office/drawing/2016/ink" xmlns:am3d="http://schemas.microsoft.com/office/drawing/2017/model3d" xmlns:o="urn:schemas-microsoft-com:office:office" xmlns:oel="http://schemas.microsoft.com/office/2019/extlst" xmlns:r="http://schemas.openxmlformats.org/officeDocument/2006/relationships" xmlns:m="http://schemas.openxmlformats.org/officeDocument/2006/math" xmlns:v="urn:schemas-microsoft-com:vml" xmlns:wp14="http://schemas.microsoft.com/office/word/2010/wordprocessingDrawing" xmlns:wp="http://schemas.openxmlformats.org/drawingml/2006/wordprocessingDrawing" xmlns:w10="urn:schemas-microsoft-com:office:word" xmlns:w="http://schemas.openxmlformats.org/wordprocessingml/2006/main" xmlns:w14="http://schemas.microsoft.com/office/word/2010/wordml" xmlns:w15="http://schemas.microsoft.com/office/word/2012/wordml" xmlns:w16cex="http://schemas.microsoft.com/office/word/2018/wordml/cex" xmlns:w16cid="http://schemas.microsoft.com/office/word/2016/wordml/cid" xmlns:w16="http://schemas.microsoft.com/office/word/2018/wordml" xmlns:w16du="http://schemas.microsoft.com/office/word/2023/wordml/word16du" xmlns:w16sdtdh="http://schemas.microsoft.com/office/word/2020/wordml/sdtdatahash" xmlns:w16se="http://schemas.microsoft.com/office/word/2015/wordml/symex" xmlns:wpg="http://schemas.microsoft.com/office/word/2010/wordprocessingGroup" xmlns:wpi="http://schemas.microsoft.com/office/word/2010/wordprocessingInk" xmlns:wne="http://schemas.microsoft.com/office/word/2006/wordml" xmlns:wps="http://schemas.microsoft.com/office/word/2010/wordprocessingShape" mc:Ignorable="w14 w15 w16se w16cid w16 w16cex w16sdtdh w16du wp14">
   <w:p>
     <w:pPr>
       <w:pStyle w:val="Footer"/>
@@ -3485,7 +5607,7 @@
 </file>
 
 <file path=word/footnotes.xml><?xml version="1.0" encoding="utf-8"?>
-<w:footnotes xmlns:wpc="http://schemas.microsoft.com/office/word/2010/wordprocessingCanvas" xmlns:cx="http://schemas.microsoft.com/office/drawing/2014/chartex" xmlns:cx1="http://schemas.microsoft.com/office/drawing/2015/9/8/chartex" xmlns:cx2="http://schemas.microsoft.com/office/drawing/2015/10/21/chartex" xmlns:cx3="http://schemas.microsoft.com/office/drawing/2016/5/9/chartex" xmlns:cx4="http://schemas.microsoft.com/office/drawing/2016/5/10/chartex" xmlns:cx5="http://schemas.microsoft.com/office/drawing/2016/5/11/chartex" xmlns:cx6="http://schemas.microsoft.com/office/drawing/2016/5/12/chartex" xmlns:cx7="http://schemas.microsoft.com/office/drawing/2016/5/13/chartex" xmlns:cx8="http://schemas.microsoft.com/office/drawing/2016/5/14/chartex" xmlns:mc="http://schemas.openxmlformats.org/markup-compatibility/2006" xmlns:aink="http://schemas.microsoft.com/office/drawing/2016/ink" xmlns:am3d="http://schemas.microsoft.com/office/drawing/2017/model3d" xmlns:o="urn:schemas-microsoft-com:office:office" xmlns:oel="http://schemas.microsoft.com/office/2019/extlst" xmlns:r="http://schemas.openxmlformats.org/officeDocument/2006/relationships" xmlns:m="http://schemas.openxmlformats.org/officeDocument/2006/math" xmlns:v="urn:schemas-microsoft-com:vml" xmlns:wp14="http://schemas.microsoft.com/office/word/2010/wordprocessingDrawing" xmlns:wp="http://schemas.openxmlformats.org/drawingml/2006/wordprocessingDrawing" xmlns:w10="urn:schemas-microsoft-com:office:word" xmlns:w="http://schemas.openxmlformats.org/wordprocessingml/2006/main" xmlns:w14="http://schemas.microsoft.com/office/word/2010/wordml" xmlns:w15="http://schemas.microsoft.com/office/word/2012/wordml" xmlns:w16cex="http://schemas.microsoft.com/office/word/2018/wordml/cex" xmlns:w16cid="http://schemas.microsoft.com/office/word/2016/wordml/cid" xmlns:w16="http://schemas.microsoft.com/office/word/2018/wordml" xmlns:w16du="http://schemas.microsoft.com/office/word/2023/wordml/word16du" xmlns:w16sdtdh="http://schemas.microsoft.com/office/word/2020/wordml/sdtdatahash" xmlns:w16sdtfl="http://schemas.microsoft.com/office/word/2024/wordml/sdtformatlock" xmlns:w16se="http://schemas.microsoft.com/office/word/2015/wordml/symex" xmlns:wpg="http://schemas.microsoft.com/office/word/2010/wordprocessingGroup" xmlns:wpi="http://schemas.microsoft.com/office/word/2010/wordprocessingInk" xmlns:wne="http://schemas.microsoft.com/office/word/2006/wordml" xmlns:wps="http://schemas.microsoft.com/office/word/2010/wordprocessingShape" mc:Ignorable="w14 w15 w16se w16cid w16 w16cex w16sdtdh w16sdtfl w16du wp14">
+<w:footnotes xmlns:wpc="http://schemas.microsoft.com/office/word/2010/wordprocessingCanvas" xmlns:cx="http://schemas.microsoft.com/office/drawing/2014/chartex" xmlns:cx1="http://schemas.microsoft.com/office/drawing/2015/9/8/chartex" xmlns:cx2="http://schemas.microsoft.com/office/drawing/2015/10/21/chartex" xmlns:cx3="http://schemas.microsoft.com/office/drawing/2016/5/9/chartex" xmlns:cx4="http://schemas.microsoft.com/office/drawing/2016/5/10/chartex" xmlns:cx5="http://schemas.microsoft.com/office/drawing/2016/5/11/chartex" xmlns:cx6="http://schemas.microsoft.com/office/drawing/2016/5/12/chartex" xmlns:cx7="http://schemas.microsoft.com/office/drawing/2016/5/13/chartex" xmlns:cx8="http://schemas.microsoft.com/office/drawing/2016/5/14/chartex" xmlns:mc="http://schemas.openxmlformats.org/markup-compatibility/2006" xmlns:aink="http://schemas.microsoft.com/office/drawing/2016/ink" xmlns:am3d="http://schemas.microsoft.com/office/drawing/2017/model3d" xmlns:o="urn:schemas-microsoft-com:office:office" xmlns:oel="http://schemas.microsoft.com/office/2019/extlst" xmlns:r="http://schemas.openxmlformats.org/officeDocument/2006/relationships" xmlns:m="http://schemas.openxmlformats.org/officeDocument/2006/math" xmlns:v="urn:schemas-microsoft-com:vml" xmlns:wp14="http://schemas.microsoft.com/office/word/2010/wordprocessingDrawing" xmlns:wp="http://schemas.openxmlformats.org/drawingml/2006/wordprocessingDrawing" xmlns:w10="urn:schemas-microsoft-com:office:word" xmlns:w="http://schemas.openxmlformats.org/wordprocessingml/2006/main" xmlns:w14="http://schemas.microsoft.com/office/word/2010/wordml" xmlns:w15="http://schemas.microsoft.com/office/word/2012/wordml" xmlns:w16cex="http://schemas.microsoft.com/office/word/2018/wordml/cex" xmlns:w16cid="http://schemas.microsoft.com/office/word/2016/wordml/cid" xmlns:w16="http://schemas.microsoft.com/office/word/2018/wordml" xmlns:w16du="http://schemas.microsoft.com/office/word/2023/wordml/word16du" xmlns:w16sdtdh="http://schemas.microsoft.com/office/word/2020/wordml/sdtdatahash" xmlns:w16se="http://schemas.microsoft.com/office/word/2015/wordml/symex" xmlns:wpg="http://schemas.microsoft.com/office/word/2010/wordprocessingGroup" xmlns:wpi="http://schemas.microsoft.com/office/word/2010/wordprocessingInk" xmlns:wne="http://schemas.microsoft.com/office/word/2006/wordml" xmlns:wps="http://schemas.microsoft.com/office/word/2010/wordprocessingShape" mc:Ignorable="w14 w15 w16se w16cid w16 w16cex w16sdtdh w16du wp14">
   <w:footnote w:type="separator" w:id="-1">
     <w:p>
       <w:pPr>
@@ -3510,11 +5632,11 @@
 </file>
 
 <file path=word/numbering.xml><?xml version="1.0" encoding="utf-8"?>
-<w:numbering xmlns:wpc="http://schemas.microsoft.com/office/word/2010/wordprocessingCanvas" xmlns:cx="http://schemas.microsoft.com/office/drawing/2014/chartex" xmlns:cx1="http://schemas.microsoft.com/office/drawing/2015/9/8/chartex" xmlns:cx2="http://schemas.microsoft.com/office/drawing/2015/10/21/chartex" xmlns:cx3="http://schemas.microsoft.com/office/drawing/2016/5/9/chartex" xmlns:cx4="http://schemas.microsoft.com/office/drawing/2016/5/10/chartex" xmlns:cx5="http://schemas.microsoft.com/office/drawing/2016/5/11/chartex" xmlns:cx6="http://schemas.microsoft.com/office/drawing/2016/5/12/chartex" xmlns:cx7="http://schemas.microsoft.com/office/drawing/2016/5/13/chartex" xmlns:cx8="http://schemas.microsoft.com/office/drawing/2016/5/14/chartex" xmlns:mc="http://schemas.openxmlformats.org/markup-compatibility/2006" xmlns:aink="http://schemas.microsoft.com/office/drawing/2016/ink" xmlns:am3d="http://schemas.microsoft.com/office/drawing/2017/model3d" xmlns:o="urn:schemas-microsoft-com:office:office" xmlns:oel="http://schemas.microsoft.com/office/2019/extlst" xmlns:r="http://schemas.openxmlformats.org/officeDocument/2006/relationships" xmlns:m="http://schemas.openxmlformats.org/officeDocument/2006/math" xmlns:v="urn:schemas-microsoft-com:vml" xmlns:wp14="http://schemas.microsoft.com/office/word/2010/wordprocessingDrawing" xmlns:wp="http://schemas.openxmlformats.org/drawingml/2006/wordprocessingDrawing" xmlns:w10="urn:schemas-microsoft-com:office:word" xmlns:w="http://schemas.openxmlformats.org/wordprocessingml/2006/main" xmlns:w14="http://schemas.microsoft.com/office/word/2010/wordml" xmlns:w15="http://schemas.microsoft.com/office/word/2012/wordml" xmlns:w16cex="http://schemas.microsoft.com/office/word/2018/wordml/cex" xmlns:w16cid="http://schemas.microsoft.com/office/word/2016/wordml/cid" xmlns:w16="http://schemas.microsoft.com/office/word/2018/wordml" xmlns:w16du="http://schemas.microsoft.com/office/word/2023/wordml/word16du" xmlns:w16sdtdh="http://schemas.microsoft.com/office/word/2020/wordml/sdtdatahash" xmlns:w16sdtfl="http://schemas.microsoft.com/office/word/2024/wordml/sdtformatlock" xmlns:w16se="http://schemas.microsoft.com/office/word/2015/wordml/symex" xmlns:wpg="http://schemas.microsoft.com/office/word/2010/wordprocessingGroup" xmlns:wpi="http://schemas.microsoft.com/office/word/2010/wordprocessingInk" xmlns:wne="http://schemas.microsoft.com/office/word/2006/wordml" xmlns:wps="http://schemas.microsoft.com/office/word/2010/wordprocessingShape" mc:Ignorable="w14 w15 w16se w16cid w16 w16cex w16sdtdh w16sdtfl w16du wp14">
+<w:numbering xmlns:wpc="http://schemas.microsoft.com/office/word/2010/wordprocessingCanvas" xmlns:cx="http://schemas.microsoft.com/office/drawing/2014/chartex" xmlns:cx1="http://schemas.microsoft.com/office/drawing/2015/9/8/chartex" xmlns:cx2="http://schemas.microsoft.com/office/drawing/2015/10/21/chartex" xmlns:cx3="http://schemas.microsoft.com/office/drawing/2016/5/9/chartex" xmlns:cx4="http://schemas.microsoft.com/office/drawing/2016/5/10/chartex" xmlns:cx5="http://schemas.microsoft.com/office/drawing/2016/5/11/chartex" xmlns:cx6="http://schemas.microsoft.com/office/drawing/2016/5/12/chartex" xmlns:cx7="http://schemas.microsoft.com/office/drawing/2016/5/13/chartex" xmlns:cx8="http://schemas.microsoft.com/office/drawing/2016/5/14/chartex" xmlns:mc="http://schemas.openxmlformats.org/markup-compatibility/2006" xmlns:aink="http://schemas.microsoft.com/office/drawing/2016/ink" xmlns:am3d="http://schemas.microsoft.com/office/drawing/2017/model3d" xmlns:o="urn:schemas-microsoft-com:office:office" xmlns:oel="http://schemas.microsoft.com/office/2019/extlst" xmlns:r="http://schemas.openxmlformats.org/officeDocument/2006/relationships" xmlns:m="http://schemas.openxmlformats.org/officeDocument/2006/math" xmlns:v="urn:schemas-microsoft-com:vml" xmlns:wp14="http://schemas.microsoft.com/office/word/2010/wordprocessingDrawing" xmlns:wp="http://schemas.openxmlformats.org/drawingml/2006/wordprocessingDrawing" xmlns:w10="urn:schemas-microsoft-com:office:word" xmlns:w="http://schemas.openxmlformats.org/wordprocessingml/2006/main" xmlns:w14="http://schemas.microsoft.com/office/word/2010/wordml" xmlns:w15="http://schemas.microsoft.com/office/word/2012/wordml" xmlns:w16cex="http://schemas.microsoft.com/office/word/2018/wordml/cex" xmlns:w16cid="http://schemas.microsoft.com/office/word/2016/wordml/cid" xmlns:w16="http://schemas.microsoft.com/office/word/2018/wordml" xmlns:w16du="http://schemas.microsoft.com/office/word/2023/wordml/word16du" xmlns:w16sdtdh="http://schemas.microsoft.com/office/word/2020/wordml/sdtdatahash" xmlns:w16se="http://schemas.microsoft.com/office/word/2015/wordml/symex" xmlns:wpg="http://schemas.microsoft.com/office/word/2010/wordprocessingGroup" xmlns:wpi="http://schemas.microsoft.com/office/word/2010/wordprocessingInk" xmlns:wne="http://schemas.microsoft.com/office/word/2006/wordml" xmlns:wps="http://schemas.microsoft.com/office/word/2010/wordprocessingShape" mc:Ignorable="w14 w15 w16se w16cid w16 w16cex w16sdtdh w16du wp14">
   <w:abstractNum w:abstractNumId="0" w15:restartNumberingAfterBreak="0">
-    <w:nsid w:val="25055979"/>
+    <w:nsid w:val="050F48BC"/>
     <w:multiLevelType w:val="hybridMultilevel"/>
-    <w:tmpl w:val="5902308E"/>
+    <w:tmpl w:val="B5EEF834"/>
     <w:lvl w:ilvl="0" w:tplc="0409000F">
       <w:start w:val="1"/>
       <w:numFmt w:val="decimal"/>
@@ -3601,16 +5723,16 @@
     </w:lvl>
   </w:abstractNum>
   <w:abstractNum w:abstractNumId="1" w15:restartNumberingAfterBreak="0">
-    <w:nsid w:val="62187531"/>
+    <w:nsid w:val="25055979"/>
     <w:multiLevelType w:val="hybridMultilevel"/>
-    <w:tmpl w:val="DB448018"/>
-    <w:lvl w:ilvl="0" w:tplc="7AFED996">
+    <w:tmpl w:val="5902308E"/>
+    <w:lvl w:ilvl="0" w:tplc="0409000F">
       <w:start w:val="1"/>
-      <w:numFmt w:val="lowerRoman"/>
+      <w:numFmt w:val="decimal"/>
       <w:lvlText w:val="%1."/>
       <w:lvlJc w:val="left"/>
       <w:pPr>
-        <w:ind w:left="1080" w:hanging="720"/>
+        <w:ind w:left="720" w:hanging="360"/>
       </w:pPr>
       <w:rPr>
         <w:rFonts w:hint="default"/>
@@ -3690,6 +5812,95 @@
     </w:lvl>
   </w:abstractNum>
   <w:abstractNum w:abstractNumId="2" w15:restartNumberingAfterBreak="0">
+    <w:nsid w:val="62187531"/>
+    <w:multiLevelType w:val="hybridMultilevel"/>
+    <w:tmpl w:val="DB448018"/>
+    <w:lvl w:ilvl="0" w:tplc="7AFED996">
+      <w:start w:val="1"/>
+      <w:numFmt w:val="lowerRoman"/>
+      <w:lvlText w:val="%1."/>
+      <w:lvlJc w:val="left"/>
+      <w:pPr>
+        <w:ind w:left="1080" w:hanging="720"/>
+      </w:pPr>
+      <w:rPr>
+        <w:rFonts w:hint="default"/>
+      </w:rPr>
+    </w:lvl>
+    <w:lvl w:ilvl="1" w:tplc="04090019" w:tentative="1">
+      <w:start w:val="1"/>
+      <w:numFmt w:val="lowerLetter"/>
+      <w:lvlText w:val="%2."/>
+      <w:lvlJc w:val="left"/>
+      <w:pPr>
+        <w:ind w:left="1440" w:hanging="360"/>
+      </w:pPr>
+    </w:lvl>
+    <w:lvl w:ilvl="2" w:tplc="0409001B" w:tentative="1">
+      <w:start w:val="1"/>
+      <w:numFmt w:val="lowerRoman"/>
+      <w:lvlText w:val="%3."/>
+      <w:lvlJc w:val="right"/>
+      <w:pPr>
+        <w:ind w:left="2160" w:hanging="180"/>
+      </w:pPr>
+    </w:lvl>
+    <w:lvl w:ilvl="3" w:tplc="0409000F" w:tentative="1">
+      <w:start w:val="1"/>
+      <w:numFmt w:val="decimal"/>
+      <w:lvlText w:val="%4."/>
+      <w:lvlJc w:val="left"/>
+      <w:pPr>
+        <w:ind w:left="2880" w:hanging="360"/>
+      </w:pPr>
+    </w:lvl>
+    <w:lvl w:ilvl="4" w:tplc="04090019" w:tentative="1">
+      <w:start w:val="1"/>
+      <w:numFmt w:val="lowerLetter"/>
+      <w:lvlText w:val="%5."/>
+      <w:lvlJc w:val="left"/>
+      <w:pPr>
+        <w:ind w:left="3600" w:hanging="360"/>
+      </w:pPr>
+    </w:lvl>
+    <w:lvl w:ilvl="5" w:tplc="0409001B" w:tentative="1">
+      <w:start w:val="1"/>
+      <w:numFmt w:val="lowerRoman"/>
+      <w:lvlText w:val="%6."/>
+      <w:lvlJc w:val="right"/>
+      <w:pPr>
+        <w:ind w:left="4320" w:hanging="180"/>
+      </w:pPr>
+    </w:lvl>
+    <w:lvl w:ilvl="6" w:tplc="0409000F" w:tentative="1">
+      <w:start w:val="1"/>
+      <w:numFmt w:val="decimal"/>
+      <w:lvlText w:val="%7."/>
+      <w:lvlJc w:val="left"/>
+      <w:pPr>
+        <w:ind w:left="5040" w:hanging="360"/>
+      </w:pPr>
+    </w:lvl>
+    <w:lvl w:ilvl="7" w:tplc="04090019" w:tentative="1">
+      <w:start w:val="1"/>
+      <w:numFmt w:val="lowerLetter"/>
+      <w:lvlText w:val="%8."/>
+      <w:lvlJc w:val="left"/>
+      <w:pPr>
+        <w:ind w:left="5760" w:hanging="360"/>
+      </w:pPr>
+    </w:lvl>
+    <w:lvl w:ilvl="8" w:tplc="0409001B" w:tentative="1">
+      <w:start w:val="1"/>
+      <w:numFmt w:val="lowerRoman"/>
+      <w:lvlText w:val="%9."/>
+      <w:lvlJc w:val="right"/>
+      <w:pPr>
+        <w:ind w:left="6480" w:hanging="180"/>
+      </w:pPr>
+    </w:lvl>
+  </w:abstractNum>
+  <w:abstractNum w:abstractNumId="3" w15:restartNumberingAfterBreak="0">
     <w:nsid w:val="68293EC3"/>
     <w:multiLevelType w:val="hybridMultilevel"/>
     <w:tmpl w:val="F6D288C2"/>
@@ -3779,19 +5990,22 @@
     </w:lvl>
   </w:abstractNum>
   <w:num w:numId="1" w16cid:durableId="334384574">
-    <w:abstractNumId w:val="0"/>
+    <w:abstractNumId w:val="1"/>
   </w:num>
   <w:num w:numId="2" w16cid:durableId="1995327430">
+    <w:abstractNumId w:val="3"/>
+  </w:num>
+  <w:num w:numId="3" w16cid:durableId="938834940">
     <w:abstractNumId w:val="2"/>
   </w:num>
-  <w:num w:numId="3" w16cid:durableId="938834940">
-    <w:abstractNumId w:val="1"/>
+  <w:num w:numId="4" w16cid:durableId="230770160">
+    <w:abstractNumId w:val="0"/>
   </w:num>
 </w:numbering>
 </file>
 
 <file path=word/styles.xml><?xml version="1.0" encoding="utf-8"?>
-<w:styles xmlns:mc="http://schemas.openxmlformats.org/markup-compatibility/2006" xmlns:r="http://schemas.openxmlformats.org/officeDocument/2006/relationships" xmlns:w="http://schemas.openxmlformats.org/wordprocessingml/2006/main" xmlns:w14="http://schemas.microsoft.com/office/word/2010/wordml" xmlns:w15="http://schemas.microsoft.com/office/word/2012/wordml" xmlns:w16cex="http://schemas.microsoft.com/office/word/2018/wordml/cex" xmlns:w16cid="http://schemas.microsoft.com/office/word/2016/wordml/cid" xmlns:w16="http://schemas.microsoft.com/office/word/2018/wordml" xmlns:w16du="http://schemas.microsoft.com/office/word/2023/wordml/word16du" xmlns:w16sdtdh="http://schemas.microsoft.com/office/word/2020/wordml/sdtdatahash" xmlns:w16sdtfl="http://schemas.microsoft.com/office/word/2024/wordml/sdtformatlock" xmlns:w16se="http://schemas.microsoft.com/office/word/2015/wordml/symex" mc:Ignorable="w14 w15 w16se w16cid w16 w16cex w16sdtdh w16sdtfl w16du">
+<w:styles xmlns:mc="http://schemas.openxmlformats.org/markup-compatibility/2006" xmlns:r="http://schemas.openxmlformats.org/officeDocument/2006/relationships" xmlns:w="http://schemas.openxmlformats.org/wordprocessingml/2006/main" xmlns:w14="http://schemas.microsoft.com/office/word/2010/wordml" xmlns:w15="http://schemas.microsoft.com/office/word/2012/wordml" xmlns:w16cex="http://schemas.microsoft.com/office/word/2018/wordml/cex" xmlns:w16cid="http://schemas.microsoft.com/office/word/2016/wordml/cid" xmlns:w16="http://schemas.microsoft.com/office/word/2018/wordml" xmlns:w16du="http://schemas.microsoft.com/office/word/2023/wordml/word16du" xmlns:w16sdtdh="http://schemas.microsoft.com/office/word/2020/wordml/sdtdatahash" xmlns:w16se="http://schemas.microsoft.com/office/word/2015/wordml/symex" mc:Ignorable="w14 w15 w16se w16cid w16 w16cex w16sdtdh w16du">
   <w:docDefaults>
     <w:rPrDefault>
       <w:rPr>
@@ -4190,7 +6404,7 @@
   <w:style w:type="paragraph" w:default="1" w:styleId="Normal">
     <w:name w:val="Normal"/>
     <w:qFormat/>
-    <w:rsid w:val="0003437B"/>
+    <w:rsid w:val="00412A74"/>
     <w:rPr>
       <w:rFonts w:ascii="Times New Roman" w:hAnsi="Times New Roman"/>
       <w:sz w:val="24"/>
@@ -4402,6 +6616,7 @@
   <w:style w:type="character" w:default="1" w:styleId="DefaultParagraphFont">
     <w:name w:val="Default Paragraph Font"/>
     <w:uiPriority w:val="1"/>
+    <w:semiHidden/>
     <w:unhideWhenUsed/>
   </w:style>
   <w:style w:type="table" w:default="1" w:styleId="TableNormal">
@@ -4869,6 +7084,28 @@
       <w:u w:val="single"/>
     </w:rPr>
   </w:style>
+  <w:style w:type="table" w:styleId="TableGrid">
+    <w:name w:val="Table Grid"/>
+    <w:basedOn w:val="TableNormal"/>
+    <w:uiPriority w:val="39"/>
+    <w:rsid w:val="00412A74"/>
+    <w:pPr>
+      <w:spacing w:after="0" w:line="240" w:lineRule="auto"/>
+    </w:pPr>
+    <w:rPr>
+      <w:lang w:bidi="ar-SA"/>
+    </w:rPr>
+    <w:tblPr>
+      <w:tblBorders>
+        <w:top w:val="single" w:sz="4" w:space="0" w:color="auto"/>
+        <w:left w:val="single" w:sz="4" w:space="0" w:color="auto"/>
+        <w:bottom w:val="single" w:sz="4" w:space="0" w:color="auto"/>
+        <w:right w:val="single" w:sz="4" w:space="0" w:color="auto"/>
+        <w:insideH w:val="single" w:sz="4" w:space="0" w:color="auto"/>
+        <w:insideV w:val="single" w:sz="4" w:space="0" w:color="auto"/>
+      </w:tblBorders>
+    </w:tblPr>
+  </w:style>
 </w:styles>
 </file>
 

--- a/Assignment1_Task2.docx
+++ b/Assignment1_Task2.docx
@@ -940,7 +940,15 @@
       </w:r>
       <w:r>
         <w:br/>
-        <w:t>The functional requirements outline the essential features and actions the SavePlate application needs to fulfill:</w:t>
+        <w:t xml:space="preserve">The functional requirements outline the essential features and actions the </w:t>
+      </w:r>
+      <w:proofErr w:type="spellStart"/>
+      <w:r>
+        <w:t>SavePlate</w:t>
+      </w:r>
+      <w:proofErr w:type="spellEnd"/>
+      <w:r>
+        <w:t xml:space="preserve"> application needs to fulfill:</w:t>
       </w:r>
     </w:p>
     <w:p>
@@ -1048,7 +1056,15 @@
               <w:ind w:left="0"/>
             </w:pPr>
             <w:r>
-              <w:t>The App will enable new users to register through the Registration screen using full name, email address, password and optional household size.</w:t>
+              <w:t xml:space="preserve">The App will enable new users to register through the Registration screen using full name, email address, </w:t>
+            </w:r>
+            <w:proofErr w:type="gramStart"/>
+            <w:r>
+              <w:t>password</w:t>
+            </w:r>
+            <w:proofErr w:type="gramEnd"/>
+            <w:r>
+              <w:t xml:space="preserve"> and optional household size.</w:t>
             </w:r>
           </w:p>
         </w:tc>
@@ -1091,7 +1107,15 @@
               <w:spacing w:after="160" w:line="259" w:lineRule="auto"/>
             </w:pPr>
             <w:r>
-              <w:t>App shall send a 6 digit OTP to the entered email upon (Firebase Authentication) registration of the user so that it activates the account.</w:t>
+              <w:t xml:space="preserve">App shall send a </w:t>
+            </w:r>
+            <w:proofErr w:type="gramStart"/>
+            <w:r>
+              <w:t>6 digit</w:t>
+            </w:r>
+            <w:proofErr w:type="gramEnd"/>
+            <w:r>
+              <w:t xml:space="preserve"> OTP to the entered email upon (Firebase Authentication) registration of the user so that it activates the account.</w:t>
             </w:r>
           </w:p>
         </w:tc>
@@ -1313,7 +1337,17 @@
             </w:r>
             <w:r>
               <w:lastRenderedPageBreak/>
-              <w:t>and record location and availability information about the pick up.</w:t>
+              <w:t xml:space="preserve">and record location and availability information about the </w:t>
+            </w:r>
+            <w:proofErr w:type="spellStart"/>
+            <w:proofErr w:type="gramStart"/>
+            <w:r>
+              <w:t>pick up</w:t>
+            </w:r>
+            <w:proofErr w:type="spellEnd"/>
+            <w:proofErr w:type="gramEnd"/>
+            <w:r>
+              <w:t>.</w:t>
             </w:r>
           </w:p>
         </w:tc>
@@ -1534,7 +1568,15 @@
               <w:spacing w:after="160" w:line="259" w:lineRule="auto"/>
             </w:pPr>
             <w:r>
-              <w:t xml:space="preserve">        The system shall be configured so that the users are notified when the donation listing is claimed or the donation is confirmed.</w:t>
+              <w:t xml:space="preserve">        The system shall be configured so that the users are notified when the donation listing is </w:t>
+            </w:r>
+            <w:proofErr w:type="gramStart"/>
+            <w:r>
+              <w:t>claimed</w:t>
+            </w:r>
+            <w:proofErr w:type="gramEnd"/>
+            <w:r>
+              <w:t xml:space="preserve"> or the donation is confirmed.</w:t>
             </w:r>
           </w:p>
         </w:tc>
@@ -1750,7 +1792,15 @@
               <w:ind w:left="0"/>
             </w:pPr>
             <w:r>
-              <w:t>All passwords should be bcrypt hashed prior to storage. JWT session tokens are to be used for session management and expire at most of 24 hours.</w:t>
+              <w:t xml:space="preserve">All passwords should be </w:t>
+            </w:r>
+            <w:proofErr w:type="spellStart"/>
+            <w:r>
+              <w:t>bcrypt</w:t>
+            </w:r>
+            <w:proofErr w:type="spellEnd"/>
+            <w:r>
+              <w:t xml:space="preserve"> hashed prior to storage. JWT session tokens are to be used for session management and expire at most of 24 hours.</w:t>
             </w:r>
           </w:p>
         </w:tc>
@@ -1971,7 +2021,31 @@
               <w:ind w:left="0"/>
             </w:pPr>
             <w:r>
-              <w:t>The naming conventions for functions and classes shall be consistent within the codebase (camelCase for functions, PascalCase for classes) and there shall be KDoc comments for all public functions. The README should be kept up to date on the github.</w:t>
+              <w:t xml:space="preserve">The naming conventions for functions and classes shall be consistent within the codebase (camelCase for functions, </w:t>
+            </w:r>
+            <w:proofErr w:type="spellStart"/>
+            <w:r>
+              <w:t>PascalCase</w:t>
+            </w:r>
+            <w:proofErr w:type="spellEnd"/>
+            <w:r>
+              <w:t xml:space="preserve"> for classes) and there shall be </w:t>
+            </w:r>
+            <w:proofErr w:type="spellStart"/>
+            <w:r>
+              <w:t>KDoc</w:t>
+            </w:r>
+            <w:proofErr w:type="spellEnd"/>
+            <w:r>
+              <w:t xml:space="preserve"> comments for all public functions. The README should be kept up to date on the </w:t>
+            </w:r>
+            <w:proofErr w:type="spellStart"/>
+            <w:r>
+              <w:t>github</w:t>
+            </w:r>
+            <w:proofErr w:type="spellEnd"/>
+            <w:r>
+              <w:t>.</w:t>
             </w:r>
           </w:p>
         </w:tc>
@@ -2098,10 +2172,7 @@
     <w:p/>
     <w:p>
       <w:r>
-        <w:t xml:space="preserve">Student ID: </w:t>
-      </w:r>
-      <w:r>
-        <w:t>Anjana Thapa (E2300554)</w:t>
+        <w:t>Student ID: Anjana Thapa (E2300554)</w:t>
       </w:r>
     </w:p>
     <w:p>
@@ -2123,9 +2194,11 @@
       <w:r>
         <w:t xml:space="preserve">The </w:t>
       </w:r>
+      <w:proofErr w:type="spellStart"/>
       <w:r>
         <w:t>EcoPantry</w:t>
       </w:r>
+      <w:proofErr w:type="spellEnd"/>
       <w:r>
         <w:t xml:space="preserve"> platform should offer a safe and supervised registration procedure. Users should be able to register, confirm their email, and set their privacy settings, such as two-factor authentication, and the personal information and food listings should be safeguarded.</w:t>
       </w:r>
@@ -2178,9 +2251,11 @@
             <w:r>
               <w:t xml:space="preserve">As a new household user, I want to register for a </w:t>
             </w:r>
+            <w:proofErr w:type="spellStart"/>
             <w:r>
               <w:t>EcoPantry</w:t>
             </w:r>
+            <w:proofErr w:type="spellEnd"/>
             <w:r>
               <w:t xml:space="preserve"> account using my email and password so that I can use the platform and start to manage my food inventory.</w:t>
             </w:r>
@@ -2216,9 +2291,11 @@
             <w:tcW w:w="4675" w:type="dxa"/>
           </w:tcPr>
           <w:p>
+            <w:proofErr w:type="spellStart"/>
             <w:r>
               <w:t>MoSCoW</w:t>
             </w:r>
+            <w:proofErr w:type="spellEnd"/>
           </w:p>
         </w:tc>
         <w:tc>
@@ -2253,22 +2330,54 @@
               <w:ind w:left="720" w:hanging="720"/>
             </w:pPr>
             <w:r>
-              <w:t>1. Create and create the registration form user interface (UI) (name, email,      password, house size).</w:t>
-            </w:r>
-          </w:p>
-          <w:p>
-            <w:r>
-              <w:t xml:space="preserve"> 2. Use server side input validation (email format, password strength).</w:t>
-            </w:r>
-          </w:p>
-          <w:p>
-            <w:r>
-              <w:t xml:space="preserve"> 3. Set up an Email service with Nodemailer that sends an OTP verification code.</w:t>
-            </w:r>
-          </w:p>
-          <w:p>
-            <w:r>
-              <w:t xml:space="preserve"> 4. Store hashed password in the database using bcrypt.</w:t>
+              <w:t xml:space="preserve">1. Create and create the registration form user interface (UI) (name, </w:t>
+            </w:r>
+            <w:proofErr w:type="gramStart"/>
+            <w:r>
+              <w:t xml:space="preserve">email,   </w:t>
+            </w:r>
+            <w:proofErr w:type="gramEnd"/>
+            <w:r>
+              <w:t xml:space="preserve">   password, house size).</w:t>
+            </w:r>
+          </w:p>
+          <w:p>
+            <w:r>
+              <w:t xml:space="preserve"> 2. Use </w:t>
+            </w:r>
+            <w:proofErr w:type="gramStart"/>
+            <w:r>
+              <w:t>server side</w:t>
+            </w:r>
+            <w:proofErr w:type="gramEnd"/>
+            <w:r>
+              <w:t xml:space="preserve"> input validation (email format, password strength).</w:t>
+            </w:r>
+          </w:p>
+          <w:p>
+            <w:r>
+              <w:t xml:space="preserve"> 3. Set up an Email service with </w:t>
+            </w:r>
+            <w:proofErr w:type="spellStart"/>
+            <w:r>
+              <w:t>Nodemailer</w:t>
+            </w:r>
+            <w:proofErr w:type="spellEnd"/>
+            <w:r>
+              <w:t xml:space="preserve"> that sends an OTP verification code.</w:t>
+            </w:r>
+          </w:p>
+          <w:p>
+            <w:r>
+              <w:t xml:space="preserve"> 4. Store hashed password in the database using </w:t>
+            </w:r>
+            <w:proofErr w:type="spellStart"/>
+            <w:r>
+              <w:t>bcrypt</w:t>
+            </w:r>
+            <w:proofErr w:type="spellEnd"/>
+            <w:r>
+              <w:t>.</w:t>
             </w:r>
           </w:p>
           <w:p/>
@@ -2338,11 +2447,21 @@
           </w:tcPr>
           <w:p>
             <w:r>
-              <w:t xml:space="preserve">As a new user, I should receive a 6 digit verification code by email to confirm my registration, which will enable me to log in to </w:t>
-            </w:r>
+              <w:t xml:space="preserve">As a new user, I should receive a </w:t>
+            </w:r>
+            <w:proofErr w:type="gramStart"/>
+            <w:r>
+              <w:t>6 digit</w:t>
+            </w:r>
+            <w:proofErr w:type="gramEnd"/>
+            <w:r>
+              <w:t xml:space="preserve"> verification code by email to confirm my registration, which will enable me to log in to </w:t>
+            </w:r>
+            <w:proofErr w:type="spellStart"/>
             <w:r>
               <w:t>EcoPantry</w:t>
             </w:r>
+            <w:proofErr w:type="spellEnd"/>
             <w:r>
               <w:t>.</w:t>
             </w:r>
@@ -2367,7 +2486,15 @@
           </w:tcPr>
           <w:p>
             <w:r>
-              <w:t>If a user fills out the registration form and receives an email verifying his registration, and he inputs the 6-digit code within 10 minutes, then the system activates the account and logs the user into the login page. If someone enters an invalid or expired code, then an error message displays and the system provides a resend option.</w:t>
+              <w:t xml:space="preserve">If a user fills out the registration form and receives an email verifying his registration, and he inputs the 6-digit code within 10 minutes, then the system activates the account and logs the user into the login page. If someone enters an invalid or expired code, then an error message </w:t>
+            </w:r>
+            <w:proofErr w:type="gramStart"/>
+            <w:r>
+              <w:t>displays</w:t>
+            </w:r>
+            <w:proofErr w:type="gramEnd"/>
+            <w:r>
+              <w:t xml:space="preserve"> and the system provides a resend option.</w:t>
             </w:r>
           </w:p>
           <w:p/>
@@ -2379,9 +2506,11 @@
             <w:tcW w:w="4675" w:type="dxa"/>
           </w:tcPr>
           <w:p>
+            <w:proofErr w:type="spellStart"/>
             <w:r>
               <w:t>MoSCoW</w:t>
             </w:r>
+            <w:proofErr w:type="spellEnd"/>
           </w:p>
         </w:tc>
         <w:tc>
@@ -2483,14 +2612,7 @@
                 <w:b/>
                 <w:bCs/>
               </w:rPr>
-              <w:t>1.</w:t>
-            </w:r>
-            <w:r>
-              <w:rPr>
-                <w:b/>
-                <w:bCs/>
-              </w:rPr>
-              <w:t>3</w:t>
+              <w:t>1.3</w:t>
             </w:r>
           </w:p>
         </w:tc>
@@ -2500,13 +2622,15 @@
           </w:tcPr>
           <w:p>
             <w:r>
-              <w:t xml:space="preserve">As a registered User, I want to have two factor authentication (2FA) enabled from my User account Dashboard in order to ensure my User account is more secure from </w:t>
-            </w:r>
-            <w:r>
-              <w:t>unauthorized</w:t>
-            </w:r>
-            <w:r>
-              <w:t xml:space="preserve"> access.</w:t>
+              <w:t xml:space="preserve">As a registered User, I want to have two factor authentication (2FA) enabled from my User account Dashboard in order to ensure my </w:t>
+            </w:r>
+            <w:proofErr w:type="gramStart"/>
+            <w:r>
+              <w:t>User</w:t>
+            </w:r>
+            <w:proofErr w:type="gramEnd"/>
+            <w:r>
+              <w:t xml:space="preserve"> account is more secure from unauthorized access.</w:t>
             </w:r>
           </w:p>
           <w:p/>
@@ -2541,10 +2665,12 @@
             <w:tcW w:w="4675" w:type="dxa"/>
           </w:tcPr>
           <w:p>
+            <w:proofErr w:type="spellStart"/>
             <w:r>
               <w:lastRenderedPageBreak/>
               <w:t>MoSCoW</w:t>
             </w:r>
+            <w:proofErr w:type="spellEnd"/>
           </w:p>
         </w:tc>
         <w:tc>
@@ -2677,7 +2803,15 @@
           </w:tcPr>
           <w:p>
             <w:r>
-              <w:t>Given an authenticated user accesses privacy settings, When a user changes the visibility of their donation listings to 'Private', then only their own account can see their donation listings. If ‘Public’ is checked, the listings are displayed to every person that accesses the food items.</w:t>
+              <w:t xml:space="preserve">Given an authenticated user accesses privacy settings, </w:t>
+            </w:r>
+            <w:proofErr w:type="gramStart"/>
+            <w:r>
+              <w:t>When</w:t>
+            </w:r>
+            <w:proofErr w:type="gramEnd"/>
+            <w:r>
+              <w:t xml:space="preserve"> a user changes the visibility of their donation listings to 'Private', then only their own account can see their donation listings. If ‘Public’ is checked, the listings are displayed to every person that accesses the food items.</w:t>
             </w:r>
           </w:p>
           <w:p/>
@@ -2689,9 +2823,11 @@
             <w:tcW w:w="4675" w:type="dxa"/>
           </w:tcPr>
           <w:p>
+            <w:proofErr w:type="spellStart"/>
             <w:r>
               <w:t>MoSCoW</w:t>
             </w:r>
+            <w:proofErr w:type="spellEnd"/>
           </w:p>
         </w:tc>
         <w:tc>
@@ -2763,10 +2899,7 @@
     <w:p>
       <w:r>
         <w:lastRenderedPageBreak/>
-        <w:t xml:space="preserve">Student ID: </w:t>
-      </w:r>
-      <w:r>
-        <w:t>Anjana Thapa (E2300554)</w:t>
+        <w:t>Student ID: Anjana Thapa (E2300554)</w:t>
       </w:r>
     </w:p>
     <w:p>
@@ -2863,9 +2996,11 @@
             <w:tcW w:w="4675" w:type="dxa"/>
           </w:tcPr>
           <w:p>
+            <w:proofErr w:type="spellStart"/>
             <w:r>
               <w:t>MoSCoW</w:t>
             </w:r>
+            <w:proofErr w:type="spellEnd"/>
           </w:p>
         </w:tc>
         <w:tc>
@@ -2907,7 +3042,15 @@
           </w:p>
           <w:p>
             <w:r>
-              <w:t xml:space="preserve">  3. Use chart library (eg: Chart.js or Recharts) to visualize reports.</w:t>
+              <w:t xml:space="preserve">  3. Use chart library (</w:t>
+            </w:r>
+            <w:proofErr w:type="spellStart"/>
+            <w:r>
+              <w:t>eg</w:t>
+            </w:r>
+            <w:proofErr w:type="spellEnd"/>
+            <w:r>
+              <w:t>: Chart.js or Recharts) to visualize reports.</w:t>
             </w:r>
           </w:p>
           <w:p>
@@ -2973,14 +3116,7 @@
                 <w:b/>
                 <w:bCs/>
               </w:rPr>
-              <w:t>2.</w:t>
-            </w:r>
-            <w:r>
-              <w:rPr>
-                <w:b/>
-                <w:bCs/>
-              </w:rPr>
-              <w:t>2</w:t>
+              <w:t>2.2</w:t>
             </w:r>
           </w:p>
         </w:tc>
@@ -3025,9 +3161,11 @@
             <w:tcW w:w="4675" w:type="dxa"/>
           </w:tcPr>
           <w:p>
+            <w:proofErr w:type="spellStart"/>
             <w:r>
               <w:t>MoSCoW</w:t>
             </w:r>
+            <w:proofErr w:type="spellEnd"/>
           </w:p>
         </w:tc>
         <w:tc>
@@ -3121,7 +3259,15 @@
     <w:p/>
     <w:p>
       <w:r>
-        <w:t>Student ID: Mijala Shristi Bajracharya (E2300561)</w:t>
+        <w:t xml:space="preserve">Student ID: </w:t>
+      </w:r>
+      <w:proofErr w:type="spellStart"/>
+      <w:r>
+        <w:t>Mijala</w:t>
+      </w:r>
+      <w:proofErr w:type="spellEnd"/>
+      <w:r>
+        <w:t xml:space="preserve"> Shristi Bajracharya (E2300561)</w:t>
       </w:r>
     </w:p>
     <w:p>
@@ -3156,8 +3302,13 @@
       <w:bookmarkEnd w:id="2"/>
     </w:p>
     <w:p>
-      <w:r>
-        <w:t>EcoPantry must allow users to maintain an accurate, up-to-date record of the food items in their household, so that they can make informed decisions about consumption and reduce waste.</w:t>
+      <w:proofErr w:type="spellStart"/>
+      <w:r>
+        <w:t>EcoPantry</w:t>
+      </w:r>
+      <w:proofErr w:type="spellEnd"/>
+      <w:r>
+        <w:t xml:space="preserve"> must allow users to maintain an accurate, up-to-date record of the food items in their household, so that they can make informed decisions about consumption and reduce waste.</w:t>
       </w:r>
     </w:p>
     <w:p/>
@@ -3272,6 +3423,7 @@
             <w:pPr>
               <w:spacing w:after="160" w:line="259" w:lineRule="auto"/>
             </w:pPr>
+            <w:proofErr w:type="spellStart"/>
             <w:r>
               <w:rPr>
                 <w:b/>
@@ -3279,6 +3431,7 @@
               </w:rPr>
               <w:t>MoSCoW</w:t>
             </w:r>
+            <w:proofErr w:type="spellEnd"/>
           </w:p>
         </w:tc>
         <w:tc>
@@ -3331,13 +3484,29 @@
               <w:br/>
             </w:r>
             <w:r>
-              <w:t xml:space="preserve">2. Implement input validation in the ViewModel. </w:t>
+              <w:t xml:space="preserve">2. Implement input validation in the </w:t>
+            </w:r>
+            <w:proofErr w:type="spellStart"/>
+            <w:r>
+              <w:t>ViewModel</w:t>
+            </w:r>
+            <w:proofErr w:type="spellEnd"/>
+            <w:r>
+              <w:t xml:space="preserve">. </w:t>
             </w:r>
             <w:r>
               <w:br/>
             </w:r>
             <w:r>
-              <w:t xml:space="preserve">3. Insert the item into the Room database via InventoryDao. </w:t>
+              <w:t xml:space="preserve">3. Insert the item into the Room database via </w:t>
+            </w:r>
+            <w:proofErr w:type="spellStart"/>
+            <w:r>
+              <w:t>InventoryDao</w:t>
+            </w:r>
+            <w:proofErr w:type="spellEnd"/>
+            <w:r>
+              <w:t xml:space="preserve">. </w:t>
             </w:r>
           </w:p>
         </w:tc>
@@ -3485,6 +3654,7 @@
             <w:pPr>
               <w:spacing w:after="160" w:line="259" w:lineRule="auto"/>
             </w:pPr>
+            <w:proofErr w:type="spellStart"/>
             <w:r>
               <w:rPr>
                 <w:b/>
@@ -3492,6 +3662,7 @@
               </w:rPr>
               <w:t>MoSCoW</w:t>
             </w:r>
+            <w:proofErr w:type="spellEnd"/>
           </w:p>
         </w:tc>
         <w:tc>
@@ -3538,7 +3709,15 @@
               <w:spacing w:after="160" w:line="259" w:lineRule="auto"/>
             </w:pPr>
             <w:r>
-              <w:t xml:space="preserve">1. Create a food_log Room entity to store log entries. </w:t>
+              <w:t xml:space="preserve">1. Create a </w:t>
+            </w:r>
+            <w:proofErr w:type="spellStart"/>
+            <w:r>
+              <w:t>food_log</w:t>
+            </w:r>
+            <w:proofErr w:type="spellEnd"/>
+            <w:r>
+              <w:t xml:space="preserve"> Room entity to store log entries. </w:t>
             </w:r>
             <w:r>
               <w:br/>
@@ -3678,9 +3857,11 @@
             <w:pPr>
               <w:spacing w:after="160" w:line="259" w:lineRule="auto"/>
             </w:pPr>
+            <w:proofErr w:type="spellStart"/>
             <w:r>
               <w:t>MoSCoW</w:t>
             </w:r>
+            <w:proofErr w:type="spellEnd"/>
           </w:p>
         </w:tc>
         <w:tc>
@@ -3723,7 +3904,15 @@
               <w:spacing w:after="160" w:line="259" w:lineRule="auto"/>
             </w:pPr>
             <w:r>
-              <w:t xml:space="preserve">1. Add a DatePicker field for expiry date on the Add Item screen. </w:t>
+              <w:t xml:space="preserve">1. Add a </w:t>
+            </w:r>
+            <w:proofErr w:type="spellStart"/>
+            <w:r>
+              <w:t>DatePicker</w:t>
+            </w:r>
+            <w:proofErr w:type="spellEnd"/>
+            <w:r>
+              <w:t xml:space="preserve"> field for expiry date on the Add Item screen. </w:t>
             </w:r>
             <w:r>
               <w:br/>
@@ -3735,7 +3924,15 @@
               <w:t>on</w:t>
             </w:r>
             <w:r>
-              <w:t xml:space="preserve"> the Room food_items table. </w:t>
+              <w:t xml:space="preserve"> the Room </w:t>
+            </w:r>
+            <w:proofErr w:type="spellStart"/>
+            <w:r>
+              <w:t>food_items</w:t>
+            </w:r>
+            <w:proofErr w:type="spellEnd"/>
+            <w:r>
+              <w:t xml:space="preserve"> table. </w:t>
             </w:r>
             <w:r>
               <w:br/>
@@ -3801,7 +3998,15 @@
     <w:p>
       <w:r>
         <w:lastRenderedPageBreak/>
-        <w:t>Student ID: Mijala Shristi Bajracharya (E2300561)</w:t>
+        <w:t xml:space="preserve">Student ID: </w:t>
+      </w:r>
+      <w:proofErr w:type="spellStart"/>
+      <w:r>
+        <w:t>Mijala</w:t>
+      </w:r>
+      <w:proofErr w:type="spellEnd"/>
+      <w:r>
+        <w:t xml:space="preserve"> Shristi Bajracharya (E2300561)</w:t>
       </w:r>
     </w:p>
     <w:p>
@@ -3839,8 +4044,13 @@
       <w:pPr>
         <w:pStyle w:val="NoSpacing"/>
       </w:pPr>
-      <w:r>
-        <w:t>EcoPantry must proactively inform users about food items nearing expiry, helping them act in time to consume or donate food before it spoils.</w:t>
+      <w:proofErr w:type="spellStart"/>
+      <w:r>
+        <w:t>EcoPantry</w:t>
+      </w:r>
+      <w:proofErr w:type="spellEnd"/>
+      <w:r>
+        <w:t xml:space="preserve"> must proactively inform users about food items nearing expiry, helping them act in time to consume or donate food before it spoils.</w:t>
       </w:r>
     </w:p>
     <w:p>
@@ -3936,6 +4146,7 @@
             <w:pPr>
               <w:pStyle w:val="NoSpacing"/>
             </w:pPr>
+            <w:proofErr w:type="spellStart"/>
             <w:r>
               <w:rPr>
                 <w:b/>
@@ -3943,6 +4154,7 @@
               </w:rPr>
               <w:t>MoSCoW</w:t>
             </w:r>
+            <w:proofErr w:type="spellEnd"/>
           </w:p>
         </w:tc>
         <w:tc>
@@ -3989,13 +4201,29 @@
               <w:pStyle w:val="NoSpacing"/>
             </w:pPr>
             <w:r>
-              <w:t>1. Schedule a WorkManager periodic task to scan the Room database daily for items nearing expiry.</w:t>
+              <w:t xml:space="preserve">1. Schedule a </w:t>
+            </w:r>
+            <w:proofErr w:type="spellStart"/>
+            <w:r>
+              <w:t>WorkManager</w:t>
+            </w:r>
+            <w:proofErr w:type="spellEnd"/>
+            <w:r>
+              <w:t xml:space="preserve"> periodic task to scan the Room database daily for items nearing expiry.</w:t>
             </w:r>
             <w:r>
               <w:br/>
             </w:r>
             <w:r>
-              <w:t xml:space="preserve">2. Trigger a local notification via NotificationManager when an item is within the alert window. </w:t>
+              <w:t xml:space="preserve">2. Trigger a local notification via </w:t>
+            </w:r>
+            <w:proofErr w:type="spellStart"/>
+            <w:r>
+              <w:t>NotificationManager</w:t>
+            </w:r>
+            <w:proofErr w:type="spellEnd"/>
+            <w:r>
+              <w:t xml:space="preserve"> when an item is within the alert window. </w:t>
             </w:r>
             <w:r>
               <w:br/>
@@ -4137,6 +4365,7 @@
             <w:pPr>
               <w:pStyle w:val="NoSpacing"/>
             </w:pPr>
+            <w:proofErr w:type="spellStart"/>
             <w:r>
               <w:rPr>
                 <w:b/>
@@ -4144,6 +4373,7 @@
               </w:rPr>
               <w:t>MoSCoW</w:t>
             </w:r>
+            <w:proofErr w:type="spellEnd"/>
           </w:p>
         </w:tc>
         <w:tc>
@@ -4338,6 +4568,7 @@
             <w:pPr>
               <w:pStyle w:val="NoSpacing"/>
             </w:pPr>
+            <w:proofErr w:type="spellStart"/>
             <w:r>
               <w:rPr>
                 <w:b/>
@@ -4345,6 +4576,7 @@
               </w:rPr>
               <w:t>MoSCoW</w:t>
             </w:r>
+            <w:proofErr w:type="spellEnd"/>
           </w:p>
         </w:tc>
         <w:tc>
@@ -4491,7 +4723,57 @@
       </w:r>
       <w:bookmarkEnd w:id="6"/>
     </w:p>
+    <w:p/>
     <w:p>
+      <w:pPr>
+        <w:ind w:left="720"/>
+      </w:pPr>
+      <w:r>
+        <w:rPr>
+          <w:noProof/>
+        </w:rPr>
+        <w:drawing>
+          <wp:inline distT="0" distB="0" distL="0" distR="0" wp14:anchorId="73B7E3E3" wp14:editId="5D081D67">
+            <wp:extent cx="5499100" cy="4254500"/>
+            <wp:effectExtent l="0" t="0" r="6350" b="0"/>
+            <wp:docPr id="767844191" name="Picture 2"/>
+            <wp:cNvGraphicFramePr>
+              <a:graphicFrameLocks xmlns:a="http://schemas.openxmlformats.org/drawingml/2006/main" noChangeAspect="1"/>
+            </wp:cNvGraphicFramePr>
+            <a:graphic xmlns:a="http://schemas.openxmlformats.org/drawingml/2006/main">
+              <a:graphicData uri="http://schemas.openxmlformats.org/drawingml/2006/picture">
+                <pic:pic xmlns:pic="http://schemas.openxmlformats.org/drawingml/2006/picture">
+                  <pic:nvPicPr>
+                    <pic:cNvPr id="767844191" name="Picture 767844191"/>
+                    <pic:cNvPicPr/>
+                  </pic:nvPicPr>
+                  <pic:blipFill>
+                    <a:blip r:embed="rId7">
+                      <a:extLst>
+                        <a:ext uri="{28A0092B-C50C-407E-A947-70E740481C1C}">
+                          <a14:useLocalDpi xmlns:a14="http://schemas.microsoft.com/office/drawing/2010/main" val="0"/>
+                        </a:ext>
+                      </a:extLst>
+                    </a:blip>
+                    <a:stretch>
+                      <a:fillRect/>
+                    </a:stretch>
+                  </pic:blipFill>
+                  <pic:spPr>
+                    <a:xfrm>
+                      <a:off x="0" y="0"/>
+                      <a:ext cx="5499100" cy="4254500"/>
+                    </a:xfrm>
+                    <a:prstGeom prst="rect">
+                      <a:avLst/>
+                    </a:prstGeom>
+                  </pic:spPr>
+                </pic:pic>
+              </a:graphicData>
+            </a:graphic>
+          </wp:inline>
+        </w:drawing>
+      </w:r>
       <w:r>
         <w:br w:type="page"/>
       </w:r>
@@ -4536,7 +4818,7 @@
                     </pic:cNvPicPr>
                   </pic:nvPicPr>
                   <pic:blipFill>
-                    <a:blip r:embed="rId7" cstate="print">
+                    <a:blip r:embed="rId8" cstate="print">
                       <a:extLst>
                         <a:ext uri="{28A0092B-C50C-407E-A947-70E740481C1C}">
                           <a14:useLocalDpi xmlns:a14="http://schemas.microsoft.com/office/drawing/2010/main" val="0"/>
@@ -4638,7 +4920,7 @@
                     </pic:cNvPicPr>
                   </pic:nvPicPr>
                   <pic:blipFill>
-                    <a:blip r:embed="rId8">
+                    <a:blip r:embed="rId9">
                       <a:extLst>
                         <a:ext uri="{28A0092B-C50C-407E-A947-70E740481C1C}">
                           <a14:useLocalDpi xmlns:a14="http://schemas.microsoft.com/office/drawing/2010/main" val="0"/>
@@ -4728,7 +5010,7 @@
                     </pic:cNvPicPr>
                   </pic:nvPicPr>
                   <pic:blipFill>
-                    <a:blip r:embed="rId9">
+                    <a:blip r:embed="rId10">
                       <a:extLst>
                         <a:ext uri="{28A0092B-C50C-407E-A947-70E740481C1C}">
                           <a14:useLocalDpi xmlns:a14="http://schemas.microsoft.com/office/drawing/2010/main" val="0"/>
@@ -4818,7 +5100,7 @@
                     </pic:cNvPicPr>
                   </pic:nvPicPr>
                   <pic:blipFill>
-                    <a:blip r:embed="rId10">
+                    <a:blip r:embed="rId11">
                       <a:extLst>
                         <a:ext uri="{28A0092B-C50C-407E-A947-70E740481C1C}">
                           <a14:useLocalDpi xmlns:a14="http://schemas.microsoft.com/office/drawing/2010/main" val="0"/>
@@ -4903,7 +5185,7 @@
                     </pic:cNvPicPr>
                   </pic:nvPicPr>
                   <pic:blipFill>
-                    <a:blip r:embed="rId11">
+                    <a:blip r:embed="rId12">
                       <a:extLst>
                         <a:ext uri="{28A0092B-C50C-407E-A947-70E740481C1C}">
                           <a14:useLocalDpi xmlns:a14="http://schemas.microsoft.com/office/drawing/2010/main" val="0"/>
@@ -4998,7 +5280,7 @@
                     </pic:cNvPicPr>
                   </pic:nvPicPr>
                   <pic:blipFill>
-                    <a:blip r:embed="rId12">
+                    <a:blip r:embed="rId13">
                       <a:extLst>
                         <a:ext uri="{28A0092B-C50C-407E-A947-70E740481C1C}">
                           <a14:useLocalDpi xmlns:a14="http://schemas.microsoft.com/office/drawing/2010/main" val="0"/>
@@ -5106,7 +5388,7 @@
                     </pic:cNvPicPr>
                   </pic:nvPicPr>
                   <pic:blipFill>
-                    <a:blip r:embed="rId13">
+                    <a:blip r:embed="rId14">
                       <a:extLst>
                         <a:ext uri="{28A0092B-C50C-407E-A947-70E740481C1C}">
                           <a14:useLocalDpi xmlns:a14="http://schemas.microsoft.com/office/drawing/2010/main" val="0"/>
@@ -5198,7 +5480,7 @@
                     </pic:cNvPicPr>
                   </pic:nvPicPr>
                   <pic:blipFill>
-                    <a:blip r:embed="rId14">
+                    <a:blip r:embed="rId15">
                       <a:extLst>
                         <a:ext uri="{28A0092B-C50C-407E-A947-70E740481C1C}">
                           <a14:useLocalDpi xmlns:a14="http://schemas.microsoft.com/office/drawing/2010/main" val="0"/>
@@ -5236,8 +5518,13 @@
         </w:drawing>
       </w:r>
       <w:r>
-        <w:t>Add donation Screen</w:t>
-      </w:r>
+        <w:t xml:space="preserve">Add donation </w:t>
+      </w:r>
+      <w:proofErr w:type="gramStart"/>
+      <w:r>
+        <w:t>Screen</w:t>
+      </w:r>
+      <w:proofErr w:type="gramEnd"/>
     </w:p>
     <w:p>
       <w:pPr>
@@ -5306,7 +5593,7 @@
                     </pic:cNvPicPr>
                   </pic:nvPicPr>
                   <pic:blipFill>
-                    <a:blip r:embed="rId15">
+                    <a:blip r:embed="rId16">
                       <a:extLst>
                         <a:ext uri="{28A0092B-C50C-407E-A947-70E740481C1C}">
                           <a14:useLocalDpi xmlns:a14="http://schemas.microsoft.com/office/drawing/2010/main" val="0"/>
@@ -5401,7 +5688,7 @@
                     </pic:cNvPicPr>
                   </pic:nvPicPr>
                   <pic:blipFill>
-                    <a:blip r:embed="rId16">
+                    <a:blip r:embed="rId17">
                       <a:extLst>
                         <a:ext uri="{28A0092B-C50C-407E-A947-70E740481C1C}">
                           <a14:useLocalDpi xmlns:a14="http://schemas.microsoft.com/office/drawing/2010/main" val="0"/>
@@ -5501,7 +5788,7 @@
                     </pic:cNvPicPr>
                   </pic:nvPicPr>
                   <pic:blipFill>
-                    <a:blip r:embed="rId17">
+                    <a:blip r:embed="rId18">
                       <a:extLst>
                         <a:ext uri="{28A0092B-C50C-407E-A947-70E740481C1C}">
                           <a14:useLocalDpi xmlns:a14="http://schemas.microsoft.com/office/drawing/2010/main" val="0"/>
@@ -5561,7 +5848,7 @@
       <w:bookmarkEnd w:id="9"/>
     </w:p>
     <w:sectPr>
-      <w:footerReference w:type="default" r:id="rId18"/>
+      <w:footerReference w:type="default" r:id="rId19"/>
       <w:pgSz w:w="12240" w:h="15840"/>
       <w:pgMar w:top="1440" w:right="1440" w:bottom="1440" w:left="1440" w:header="720" w:footer="720" w:gutter="0"/>
       <w:cols w:space="720"/>
